--- a/files/ЛР_1/tns_otchet1.docx
+++ b/files/ЛР_1/tns_otchet1.docx
@@ -1,6 +1,6 @@
 
 <file path=word/document.xml><?xml version="1.0" encoding="utf-8"?>
-<w:document xmlns:ve="http://schemas.openxmlformats.org/markup-compatibility/2006" xmlns:o="urn:schemas-microsoft-com:office:office" xmlns:r="http://schemas.openxmlformats.org/officeDocument/2006/relationships" xmlns:m="http://schemas.openxmlformats.org/officeDocument/2006/math" xmlns:v="urn:schemas-microsoft-com:vml" xmlns:wp="http://schemas.openxmlformats.org/drawingml/2006/wordprocessingDrawing" xmlns:w10="urn:schemas-microsoft-com:office:word" xmlns:w="http://schemas.openxmlformats.org/wordprocessingml/2006/main" xmlns:wne="http://schemas.microsoft.com/office/word/2006/wordml">
+<w:document xmlns:wpc="http://schemas.microsoft.com/office/word/2010/wordprocessingCanvas" xmlns:cx="http://schemas.microsoft.com/office/drawing/2014/chartex" xmlns:cx1="http://schemas.microsoft.com/office/drawing/2015/9/8/chartex" xmlns:cx2="http://schemas.microsoft.com/office/drawing/2015/10/21/chartex" xmlns:cx3="http://schemas.microsoft.com/office/drawing/2016/5/9/chartex" xmlns:cx4="http://schemas.microsoft.com/office/drawing/2016/5/10/chartex" xmlns:cx5="http://schemas.microsoft.com/office/drawing/2016/5/11/chartex" xmlns:cx6="http://schemas.microsoft.com/office/drawing/2016/5/12/chartex" xmlns:cx7="http://schemas.microsoft.com/office/drawing/2016/5/13/chartex" xmlns:cx8="http://schemas.microsoft.com/office/drawing/2016/5/14/chartex" xmlns:mc="http://schemas.openxmlformats.org/markup-compatibility/2006" xmlns:aink="http://schemas.microsoft.com/office/drawing/2016/ink" xmlns:am3d="http://schemas.microsoft.com/office/drawing/2017/model3d" xmlns:o="urn:schemas-microsoft-com:office:office" xmlns:oel="http://schemas.microsoft.com/office/2019/extlst" xmlns:r="http://schemas.openxmlformats.org/officeDocument/2006/relationships" xmlns:m="http://schemas.openxmlformats.org/officeDocument/2006/math" xmlns:v="urn:schemas-microsoft-com:vml" xmlns:wp14="http://schemas.microsoft.com/office/word/2010/wordprocessingDrawing" xmlns:wp="http://schemas.openxmlformats.org/drawingml/2006/wordprocessingDrawing" xmlns:w10="urn:schemas-microsoft-com:office:word" xmlns:w="http://schemas.openxmlformats.org/wordprocessingml/2006/main" xmlns:w14="http://schemas.microsoft.com/office/word/2010/wordml" xmlns:w15="http://schemas.microsoft.com/office/word/2012/wordml" xmlns:w16cex="http://schemas.microsoft.com/office/word/2018/wordml/cex" xmlns:w16cid="http://schemas.microsoft.com/office/word/2016/wordml/cid" xmlns:w16="http://schemas.microsoft.com/office/word/2018/wordml" xmlns:w16du="http://schemas.microsoft.com/office/word/2023/wordml/word16du" xmlns:w16sdtdh="http://schemas.microsoft.com/office/word/2020/wordml/sdtdatahash" xmlns:w16sdtfl="http://schemas.microsoft.com/office/word/2024/wordml/sdtformatlock" xmlns:w16se="http://schemas.microsoft.com/office/word/2015/wordml/symex" xmlns:wpg="http://schemas.microsoft.com/office/word/2010/wordprocessingGroup" xmlns:wpi="http://schemas.microsoft.com/office/word/2010/wordprocessingInk" xmlns:wne="http://schemas.microsoft.com/office/word/2006/wordml" xmlns:wps="http://schemas.microsoft.com/office/word/2010/wordprocessingShape" mc:Ignorable="w14 w15 w16se w16cid w16 w16cex w16sdtdh w16sdtfl w16du wp14">
   <w:body>
     <w:p>
       <w:pPr>
@@ -20,7 +20,7 @@
     </w:p>
     <w:p>
       <w:pPr>
-        <w:pStyle w:val="a5"/>
+        <w:pStyle w:val="BodyText"/>
       </w:pPr>
       <w:r>
         <w:rPr>
@@ -77,7 +77,58 @@
           <w:sz w:val="22"/>
           <w:szCs w:val="22"/>
         </w:rPr>
-        <w:t xml:space="preserve">студента </w:t>
+        <w:t>С</w:t>
+      </w:r>
+      <w:r>
+        <w:rPr>
+          <w:sz w:val="22"/>
+          <w:szCs w:val="22"/>
+        </w:rPr>
+        <w:t>тудента</w:t>
+      </w:r>
+      <w:r>
+        <w:rPr>
+          <w:sz w:val="22"/>
+          <w:szCs w:val="22"/>
+        </w:rPr>
+        <w:t xml:space="preserve"> Донецкова Андрея, </w:t>
+      </w:r>
+      <w:r>
+        <w:rPr>
+          <w:sz w:val="22"/>
+          <w:szCs w:val="22"/>
+        </w:rPr>
+        <w:t>групп</w:t>
+      </w:r>
+      <w:r>
+        <w:rPr>
+          <w:sz w:val="22"/>
+          <w:szCs w:val="22"/>
+        </w:rPr>
+        <w:t>ы Б23-215</w:t>
+      </w:r>
+      <w:r>
+        <w:rPr>
+          <w:sz w:val="22"/>
+          <w:szCs w:val="22"/>
+        </w:rPr>
+        <w:t xml:space="preserve">. Дата </w:t>
+      </w:r>
+      <w:proofErr w:type="gramStart"/>
+      <w:r>
+        <w:rPr>
+          <w:sz w:val="22"/>
+          <w:szCs w:val="22"/>
+        </w:rPr>
+        <w:t>сдачи:_</w:t>
+      </w:r>
+      <w:proofErr w:type="gramEnd"/>
+      <w:r>
+        <w:rPr>
+          <w:sz w:val="22"/>
+          <w:szCs w:val="22"/>
+        </w:rPr>
+        <w:t>_________</w:t>
       </w:r>
       <w:r>
         <w:rPr>
@@ -85,14 +136,30 @@
           <w:szCs w:val="22"/>
           <w:u w:val="single"/>
         </w:rPr>
-        <w:t xml:space="preserve">                                    </w:t>
-      </w:r>
-      <w:r>
-        <w:rPr>
-          <w:sz w:val="22"/>
-          <w:szCs w:val="22"/>
-        </w:rPr>
-        <w:t xml:space="preserve"> группы</w:t>
+        <w:t xml:space="preserve"> </w:t>
+      </w:r>
+    </w:p>
+    <w:p>
+      <w:pPr>
+        <w:rPr>
+          <w:sz w:val="22"/>
+          <w:szCs w:val="22"/>
+        </w:rPr>
+      </w:pPr>
+      <w:r>
+        <w:rPr>
+          <w:sz w:val="22"/>
+          <w:szCs w:val="22"/>
+        </w:rPr>
+        <w:t xml:space="preserve">Ведущий </w:t>
+      </w:r>
+      <w:proofErr w:type="gramStart"/>
+      <w:r>
+        <w:rPr>
+          <w:sz w:val="22"/>
+          <w:szCs w:val="22"/>
+        </w:rPr>
+        <w:t xml:space="preserve">преподаватель: </w:t>
       </w:r>
       <w:r>
         <w:rPr>
@@ -100,37 +167,31 @@
           <w:szCs w:val="22"/>
           <w:u w:val="single"/>
         </w:rPr>
-        <w:t xml:space="preserve">                      </w:t>
-      </w:r>
-      <w:r>
-        <w:rPr>
-          <w:sz w:val="22"/>
-          <w:szCs w:val="22"/>
-        </w:rPr>
-        <w:t>. Дата сдачи:__________</w:t>
-      </w:r>
+        <w:t xml:space="preserve">  </w:t>
+      </w:r>
+      <w:proofErr w:type="gramEnd"/>
       <w:r>
         <w:rPr>
           <w:sz w:val="22"/>
           <w:szCs w:val="22"/>
           <w:u w:val="single"/>
         </w:rPr>
+        <w:t xml:space="preserve">                            </w:t>
+      </w:r>
+      <w:r>
+        <w:rPr>
+          <w:sz w:val="22"/>
+          <w:szCs w:val="22"/>
+        </w:rPr>
         <w:t xml:space="preserve"> </w:t>
       </w:r>
-    </w:p>
-    <w:p>
-      <w:pPr>
-        <w:rPr>
-          <w:sz w:val="22"/>
-          <w:szCs w:val="22"/>
-        </w:rPr>
-      </w:pPr>
-      <w:r>
-        <w:rPr>
-          <w:sz w:val="22"/>
-          <w:szCs w:val="22"/>
-        </w:rPr>
-        <w:t xml:space="preserve">Ведущий преподаватель: </w:t>
+      <w:proofErr w:type="gramStart"/>
+      <w:r>
+        <w:rPr>
+          <w:sz w:val="22"/>
+          <w:szCs w:val="22"/>
+        </w:rPr>
+        <w:t xml:space="preserve">оценка: </w:t>
       </w:r>
       <w:r>
         <w:rPr>
@@ -138,29 +199,39 @@
           <w:szCs w:val="22"/>
           <w:u w:val="single"/>
         </w:rPr>
-        <w:t xml:space="preserve">                              </w:t>
-      </w:r>
-      <w:r>
-        <w:rPr>
-          <w:sz w:val="22"/>
-          <w:szCs w:val="22"/>
-        </w:rPr>
-        <w:t xml:space="preserve"> оценка: </w:t>
-      </w:r>
+        <w:t xml:space="preserve">  </w:t>
+      </w:r>
+      <w:proofErr w:type="gramEnd"/>
       <w:r>
         <w:rPr>
           <w:sz w:val="22"/>
           <w:szCs w:val="22"/>
           <w:u w:val="single"/>
         </w:rPr>
-        <w:t xml:space="preserve">            </w:t>
-      </w:r>
-      <w:r>
-        <w:rPr>
-          <w:sz w:val="22"/>
-          <w:szCs w:val="22"/>
-        </w:rPr>
-        <w:t xml:space="preserve"> подпись:_______</w:t>
+        <w:t xml:space="preserve">          </w:t>
+      </w:r>
+      <w:r>
+        <w:rPr>
+          <w:sz w:val="22"/>
+          <w:szCs w:val="22"/>
+        </w:rPr>
+        <w:t xml:space="preserve"> </w:t>
+      </w:r>
+      <w:proofErr w:type="gramStart"/>
+      <w:r>
+        <w:rPr>
+          <w:sz w:val="22"/>
+          <w:szCs w:val="22"/>
+        </w:rPr>
+        <w:t>подпись:_</w:t>
+      </w:r>
+      <w:proofErr w:type="gramEnd"/>
+      <w:r>
+        <w:rPr>
+          <w:sz w:val="22"/>
+          <w:szCs w:val="22"/>
+        </w:rPr>
+        <w:t>______</w:t>
       </w:r>
     </w:p>
     <w:p>
@@ -185,7 +256,14 @@
           <w:sz w:val="22"/>
           <w:szCs w:val="22"/>
         </w:rPr>
-        <w:t>Вариант №_______</w:t>
+        <w:t>Вариант №</w:t>
+      </w:r>
+      <w:r>
+        <w:rPr>
+          <w:sz w:val="22"/>
+          <w:szCs w:val="22"/>
+        </w:rPr>
+        <w:t>9</w:t>
       </w:r>
     </w:p>
     <w:p>
@@ -250,7 +328,7 @@
     </w:p>
     <w:p>
       <w:pPr>
-        <w:pStyle w:val="2"/>
+        <w:pStyle w:val="BodyText2"/>
         <w:rPr>
           <w:u w:val="none"/>
         </w:rPr>
@@ -264,7 +342,7 @@
     </w:p>
     <w:p>
       <w:pPr>
-        <w:pStyle w:val="2"/>
+        <w:pStyle w:val="BodyText2"/>
         <w:rPr>
           <w:u w:val="none"/>
         </w:rPr>
@@ -272,7 +350,7 @@
     </w:p>
     <w:p>
       <w:pPr>
-        <w:pStyle w:val="2"/>
+        <w:pStyle w:val="BodyText2"/>
       </w:pPr>
       <w:r>
         <w:t>В качестве эталонных признаков класса вводились следующие вектора признаков:</w:t>
@@ -304,9 +382,9 @@
           <w:sz w:val="22"/>
         </w:rPr>
         <w:drawing>
-          <wp:inline distT="0" distB="0" distL="0" distR="0">
-            <wp:extent cx="701675" cy="850900"/>
-            <wp:effectExtent l="19050" t="0" r="3175" b="0"/>
+          <wp:inline distT="0" distB="0" distL="0" distR="0" wp14:anchorId="1B73F8AE" wp14:editId="2CC5FD6F">
+            <wp:extent cx="701675" cy="701675"/>
+            <wp:effectExtent l="0" t="0" r="0" b="0"/>
             <wp:docPr id="1" name="Рисунок 1"/>
             <wp:cNvGraphicFramePr>
               <a:graphicFrameLocks xmlns:a="http://schemas.openxmlformats.org/drawingml/2006/main" noChangeAspect="1"/>
@@ -315,14 +393,19 @@
               <a:graphicData uri="http://schemas.openxmlformats.org/drawingml/2006/picture">
                 <pic:pic xmlns:pic="http://schemas.openxmlformats.org/drawingml/2006/picture">
                   <pic:nvPicPr>
-                    <pic:cNvPr id="0" name="Picture 1"/>
+                    <pic:cNvPr id="1" name="Рисунок 1"/>
                     <pic:cNvPicPr>
                       <a:picLocks noChangeAspect="1" noChangeArrowheads="1"/>
                     </pic:cNvPicPr>
                   </pic:nvPicPr>
                   <pic:blipFill>
-                    <a:blip r:embed="rId7" cstate="print"/>
-                    <a:srcRect/>
+                    <a:blip r:embed="rId7" cstate="print">
+                      <a:extLst>
+                        <a:ext uri="{28A0092B-C50C-407E-A947-70E740481C1C}">
+                          <a14:useLocalDpi xmlns:a14="http://schemas.microsoft.com/office/drawing/2010/main" val="0"/>
+                        </a:ext>
+                      </a:extLst>
+                    </a:blip>
                     <a:stretch>
                       <a:fillRect/>
                     </a:stretch>
@@ -330,7 +413,7 @@
                   <pic:spPr bwMode="auto">
                     <a:xfrm>
                       <a:off x="0" y="0"/>
-                      <a:ext cx="701675" cy="850900"/>
+                      <a:ext cx="701675" cy="701675"/>
                     </a:xfrm>
                     <a:prstGeom prst="rect">
                       <a:avLst/>
@@ -361,9 +444,9 @@
           <w:sz w:val="22"/>
         </w:rPr>
         <w:drawing>
-          <wp:inline distT="0" distB="0" distL="0" distR="0">
-            <wp:extent cx="701675" cy="850900"/>
-            <wp:effectExtent l="19050" t="0" r="3175" b="0"/>
+          <wp:inline distT="0" distB="0" distL="0" distR="0" wp14:anchorId="71A3AB1E" wp14:editId="4CAD3B3A">
+            <wp:extent cx="701675" cy="701675"/>
+            <wp:effectExtent l="0" t="0" r="0" b="0"/>
             <wp:docPr id="2" name="Рисунок 2"/>
             <wp:cNvGraphicFramePr>
               <a:graphicFrameLocks xmlns:a="http://schemas.openxmlformats.org/drawingml/2006/main" noChangeAspect="1"/>
@@ -372,14 +455,19 @@
               <a:graphicData uri="http://schemas.openxmlformats.org/drawingml/2006/picture">
                 <pic:pic xmlns:pic="http://schemas.openxmlformats.org/drawingml/2006/picture">
                   <pic:nvPicPr>
-                    <pic:cNvPr id="0" name="Picture 2"/>
+                    <pic:cNvPr id="2" name="Рисунок 2"/>
                     <pic:cNvPicPr>
                       <a:picLocks noChangeAspect="1" noChangeArrowheads="1"/>
                     </pic:cNvPicPr>
                   </pic:nvPicPr>
                   <pic:blipFill>
-                    <a:blip r:embed="rId7" cstate="print"/>
-                    <a:srcRect/>
+                    <a:blip r:embed="rId8" cstate="print">
+                      <a:extLst>
+                        <a:ext uri="{28A0092B-C50C-407E-A947-70E740481C1C}">
+                          <a14:useLocalDpi xmlns:a14="http://schemas.microsoft.com/office/drawing/2010/main" val="0"/>
+                        </a:ext>
+                      </a:extLst>
+                    </a:blip>
                     <a:stretch>
                       <a:fillRect/>
                     </a:stretch>
@@ -387,7 +475,7 @@
                   <pic:spPr bwMode="auto">
                     <a:xfrm>
                       <a:off x="0" y="0"/>
-                      <a:ext cx="701675" cy="850900"/>
+                      <a:ext cx="701675" cy="701675"/>
                     </a:xfrm>
                     <a:prstGeom prst="rect">
                       <a:avLst/>
@@ -418,9 +506,9 @@
           <w:sz w:val="22"/>
         </w:rPr>
         <w:drawing>
-          <wp:inline distT="0" distB="0" distL="0" distR="0">
-            <wp:extent cx="701675" cy="850900"/>
-            <wp:effectExtent l="19050" t="0" r="3175" b="0"/>
+          <wp:inline distT="0" distB="0" distL="0" distR="0" wp14:anchorId="2D39DADE" wp14:editId="11217C60">
+            <wp:extent cx="701675" cy="709385"/>
+            <wp:effectExtent l="0" t="0" r="0" b="0"/>
             <wp:docPr id="3" name="Рисунок 3"/>
             <wp:cNvGraphicFramePr>
               <a:graphicFrameLocks xmlns:a="http://schemas.openxmlformats.org/drawingml/2006/main" noChangeAspect="1"/>
@@ -429,14 +517,19 @@
               <a:graphicData uri="http://schemas.openxmlformats.org/drawingml/2006/picture">
                 <pic:pic xmlns:pic="http://schemas.openxmlformats.org/drawingml/2006/picture">
                   <pic:nvPicPr>
-                    <pic:cNvPr id="0" name="Picture 3"/>
+                    <pic:cNvPr id="3" name="Рисунок 3"/>
                     <pic:cNvPicPr>
                       <a:picLocks noChangeAspect="1" noChangeArrowheads="1"/>
                     </pic:cNvPicPr>
                   </pic:nvPicPr>
                   <pic:blipFill>
-                    <a:blip r:embed="rId7" cstate="print"/>
-                    <a:srcRect/>
+                    <a:blip r:embed="rId9" cstate="print">
+                      <a:extLst>
+                        <a:ext uri="{28A0092B-C50C-407E-A947-70E740481C1C}">
+                          <a14:useLocalDpi xmlns:a14="http://schemas.microsoft.com/office/drawing/2010/main" val="0"/>
+                        </a:ext>
+                      </a:extLst>
+                    </a:blip>
                     <a:stretch>
                       <a:fillRect/>
                     </a:stretch>
@@ -444,7 +537,7 @@
                   <pic:spPr bwMode="auto">
                     <a:xfrm>
                       <a:off x="0" y="0"/>
-                      <a:ext cx="701675" cy="850900"/>
+                      <a:ext cx="701675" cy="709385"/>
                     </a:xfrm>
                     <a:prstGeom prst="rect">
                       <a:avLst/>
@@ -513,22 +606,21 @@
           <w:sz w:val="22"/>
           <w:szCs w:val="22"/>
         </w:rPr>
-        <w:t xml:space="preserve">Максимальное расстояние по Хеммингу, при котором объект классифицируется правильно: </w:t>
-      </w:r>
-      <w:r>
-        <w:rPr>
-          <w:sz w:val="22"/>
-          <w:szCs w:val="22"/>
-          <w:u w:val="single"/>
-        </w:rPr>
-        <w:t xml:space="preserve">             </w:t>
-      </w:r>
-      <w:r>
-        <w:rPr>
-          <w:sz w:val="22"/>
-          <w:szCs w:val="22"/>
-        </w:rPr>
-        <w:t xml:space="preserve"> .  Соответствующий объект:</w:t>
+        <w:t>Максимальное расстояние по Хеммингу, при котором объект классифицируется правильно:</w:t>
+      </w:r>
+      <w:r>
+        <w:rPr>
+          <w:sz w:val="22"/>
+          <w:szCs w:val="22"/>
+        </w:rPr>
+        <w:t xml:space="preserve"> 9</w:t>
+      </w:r>
+      <w:r>
+        <w:rPr>
+          <w:sz w:val="22"/>
+          <w:szCs w:val="22"/>
+        </w:rPr>
+        <w:t>.  Соответствующий объект:</w:t>
       </w:r>
     </w:p>
     <w:p>
@@ -544,9 +636,9 @@
           <w:sz w:val="22"/>
         </w:rPr>
         <w:drawing>
-          <wp:inline distT="0" distB="0" distL="0" distR="0">
-            <wp:extent cx="701675" cy="850900"/>
-            <wp:effectExtent l="19050" t="0" r="3175" b="0"/>
+          <wp:inline distT="0" distB="0" distL="0" distR="0" wp14:anchorId="2D4EAFA6" wp14:editId="56D6FFD5">
+            <wp:extent cx="701675" cy="709558"/>
+            <wp:effectExtent l="0" t="0" r="0" b="0"/>
             <wp:docPr id="4" name="Рисунок 4"/>
             <wp:cNvGraphicFramePr>
               <a:graphicFrameLocks xmlns:a="http://schemas.openxmlformats.org/drawingml/2006/main" noChangeAspect="1"/>
@@ -555,14 +647,19 @@
               <a:graphicData uri="http://schemas.openxmlformats.org/drawingml/2006/picture">
                 <pic:pic xmlns:pic="http://schemas.openxmlformats.org/drawingml/2006/picture">
                   <pic:nvPicPr>
-                    <pic:cNvPr id="0" name="Picture 4"/>
+                    <pic:cNvPr id="4" name="Рисунок 4"/>
                     <pic:cNvPicPr>
                       <a:picLocks noChangeAspect="1" noChangeArrowheads="1"/>
                     </pic:cNvPicPr>
                   </pic:nvPicPr>
                   <pic:blipFill>
-                    <a:blip r:embed="rId7" cstate="print"/>
-                    <a:srcRect/>
+                    <a:blip r:embed="rId10" cstate="print">
+                      <a:extLst>
+                        <a:ext uri="{28A0092B-C50C-407E-A947-70E740481C1C}">
+                          <a14:useLocalDpi xmlns:a14="http://schemas.microsoft.com/office/drawing/2010/main" val="0"/>
+                        </a:ext>
+                      </a:extLst>
+                    </a:blip>
                     <a:stretch>
                       <a:fillRect/>
                     </a:stretch>
@@ -570,7 +667,7 @@
                   <pic:spPr bwMode="auto">
                     <a:xfrm>
                       <a:off x="0" y="0"/>
-                      <a:ext cx="701675" cy="850900"/>
+                      <a:ext cx="701675" cy="709558"/>
                     </a:xfrm>
                     <a:prstGeom prst="rect">
                       <a:avLst/>
@@ -602,6 +699,7 @@
       <w:pPr>
         <w:rPr>
           <w:sz w:val="22"/>
+          <w:lang w:val="en-US"/>
         </w:rPr>
       </w:pPr>
       <w:r>
@@ -610,6 +708,7 @@
         </w:rPr>
         <w:t xml:space="preserve">Формула расстояния по Хеммингу </w:t>
       </w:r>
+      <w:proofErr w:type="gramStart"/>
       <w:r>
         <w:rPr>
           <w:i/>
@@ -625,6 +724,7 @@
         </w:rPr>
         <w:t>(</w:t>
       </w:r>
+      <w:proofErr w:type="gramEnd"/>
       <w:r>
         <w:rPr>
           <w:i/>
@@ -668,8 +768,151 @@
         <w:rPr>
           <w:sz w:val="22"/>
         </w:rPr>
-        <w:t>) = ___________________________</w:t>
-      </w:r>
+        <w:t>) =</w:t>
+      </w:r>
+      <w:r>
+        <w:rPr>
+          <w:sz w:val="22"/>
+        </w:rPr>
+        <w:t xml:space="preserve"> </w:t>
+      </w:r>
+      <m:oMath>
+        <m:nary>
+          <m:naryPr>
+            <m:chr m:val="∑"/>
+            <m:ctrlPr>
+              <w:rPr>
+                <w:rFonts w:ascii="Cambria Math" w:hAnsi="Cambria Math"/>
+                <w:i/>
+                <w:sz w:val="22"/>
+              </w:rPr>
+            </m:ctrlPr>
+          </m:naryPr>
+          <m:sub>
+            <m:r>
+              <w:rPr>
+                <w:rFonts w:ascii="Cambria Math" w:hAnsi="Cambria Math"/>
+                <w:sz w:val="22"/>
+              </w:rPr>
+              <m:t>i</m:t>
+            </m:r>
+            <m:r>
+              <w:rPr>
+                <w:rFonts w:ascii="Cambria Math" w:hAnsi="Cambria Math"/>
+                <w:sz w:val="22"/>
+                <w:lang w:val="en-US"/>
+              </w:rPr>
+              <m:t>=1</m:t>
+            </m:r>
+          </m:sub>
+          <m:sup>
+            <m:r>
+              <w:rPr>
+                <w:rFonts w:ascii="Cambria Math" w:hAnsi="Cambria Math"/>
+                <w:sz w:val="22"/>
+              </w:rPr>
+              <m:t>n</m:t>
+            </m:r>
+          </m:sup>
+          <m:e>
+            <m:d>
+              <m:dPr>
+                <m:begChr m:val="|"/>
+                <m:endChr m:val="|"/>
+                <m:ctrlPr>
+                  <w:rPr>
+                    <w:rFonts w:ascii="Cambria Math" w:hAnsi="Cambria Math"/>
+                  </w:rPr>
+                </m:ctrlPr>
+              </m:dPr>
+              <m:e>
+                <m:sSub>
+                  <m:sSubPr>
+                    <m:ctrlPr>
+                      <w:rPr>
+                        <w:rFonts w:ascii="Cambria Math" w:hAnsi="Cambria Math"/>
+                      </w:rPr>
+                    </m:ctrlPr>
+                  </m:sSubPr>
+                  <m:e>
+                    <m:r>
+                      <m:rPr>
+                        <m:sty m:val="p"/>
+                      </m:rPr>
+                      <w:rPr>
+                        <w:rFonts w:ascii="Cambria Math" w:hAnsi="Cambria Math"/>
+                      </w:rPr>
+                      <m:t>x</m:t>
+                    </m:r>
+                  </m:e>
+                  <m:sub>
+                    <m:r>
+                      <m:rPr>
+                        <m:sty m:val="p"/>
+                      </m:rPr>
+                      <w:rPr>
+                        <w:rFonts w:ascii="Cambria Math" w:hAnsi="Cambria Math"/>
+                      </w:rPr>
+                      <m:t>i</m:t>
+                    </m:r>
+                  </m:sub>
+                </m:sSub>
+                <m:r>
+                  <m:rPr>
+                    <m:sty m:val="p"/>
+                  </m:rPr>
+                  <w:rPr>
+                    <w:rFonts w:ascii="Cambria Math" w:hAnsi="Cambria Math"/>
+                  </w:rPr>
+                  <m:t xml:space="preserve">- </m:t>
+                </m:r>
+                <m:sSubSup>
+                  <m:sSubSupPr>
+                    <m:ctrlPr>
+                      <w:rPr>
+                        <w:rFonts w:ascii="Cambria Math" w:hAnsi="Cambria Math"/>
+                      </w:rPr>
+                    </m:ctrlPr>
+                  </m:sSubSupPr>
+                  <m:e>
+                    <m:r>
+                      <m:rPr>
+                        <m:sty m:val="p"/>
+                      </m:rPr>
+                      <w:rPr>
+                        <w:rFonts w:ascii="Cambria Math" w:hAnsi="Cambria Math"/>
+                      </w:rPr>
+                      <m:t>x</m:t>
+                    </m:r>
+                  </m:e>
+                  <m:sub>
+                    <m:r>
+                      <m:rPr>
+                        <m:sty m:val="p"/>
+                      </m:rPr>
+                      <w:rPr>
+                        <w:rFonts w:ascii="Cambria Math" w:hAnsi="Cambria Math"/>
+                      </w:rPr>
+                      <m:t>i</m:t>
+                    </m:r>
+                  </m:sub>
+                  <m:sup>
+                    <m:r>
+                      <m:rPr>
+                        <m:sty m:val="p"/>
+                      </m:rPr>
+                      <w:rPr>
+                        <w:rFonts w:ascii="Cambria Math" w:hAnsi="Cambria Math"/>
+                      </w:rPr>
+                      <m:t>*</m:t>
+                    </m:r>
+                  </m:sup>
+                </m:sSubSup>
+              </m:e>
+            </m:d>
+          </m:e>
+        </m:nary>
+      </m:oMath>
     </w:p>
     <w:p>
       <w:pPr>
@@ -701,7 +944,6 @@
           <w:sz w:val="22"/>
           <w:u w:val="single"/>
         </w:rPr>
-        <w:lastRenderedPageBreak/>
         <w:t xml:space="preserve">Исследование свойств </w:t>
       </w:r>
       <w:r>
@@ -740,6 +982,7 @@
         <w:rPr>
           <w:sz w:val="22"/>
         </w:rPr>
+        <w:lastRenderedPageBreak/>
         <w:t xml:space="preserve">На вход подается вектор признаков:  </w:t>
       </w:r>
       <w:r>
@@ -748,9 +991,9 @@
           <w:sz w:val="22"/>
         </w:rPr>
         <w:drawing>
-          <wp:inline distT="0" distB="0" distL="0" distR="0">
-            <wp:extent cx="701675" cy="850900"/>
-            <wp:effectExtent l="19050" t="0" r="3175" b="0"/>
+          <wp:inline distT="0" distB="0" distL="0" distR="0" wp14:anchorId="4C4EF6C2" wp14:editId="25C7D6B4">
+            <wp:extent cx="701675" cy="701675"/>
+            <wp:effectExtent l="0" t="0" r="0" b="0"/>
             <wp:docPr id="5" name="Рисунок 5"/>
             <wp:cNvGraphicFramePr>
               <a:graphicFrameLocks xmlns:a="http://schemas.openxmlformats.org/drawingml/2006/main" noChangeAspect="1"/>
@@ -759,14 +1002,19 @@
               <a:graphicData uri="http://schemas.openxmlformats.org/drawingml/2006/picture">
                 <pic:pic xmlns:pic="http://schemas.openxmlformats.org/drawingml/2006/picture">
                   <pic:nvPicPr>
-                    <pic:cNvPr id="0" name="Picture 5"/>
+                    <pic:cNvPr id="5" name="Рисунок 5"/>
                     <pic:cNvPicPr>
                       <a:picLocks noChangeAspect="1" noChangeArrowheads="1"/>
                     </pic:cNvPicPr>
                   </pic:nvPicPr>
                   <pic:blipFill>
-                    <a:blip r:embed="rId7" cstate="print"/>
-                    <a:srcRect/>
+                    <a:blip r:embed="rId11" cstate="print">
+                      <a:extLst>
+                        <a:ext uri="{28A0092B-C50C-407E-A947-70E740481C1C}">
+                          <a14:useLocalDpi xmlns:a14="http://schemas.microsoft.com/office/drawing/2010/main" val="0"/>
+                        </a:ext>
+                      </a:extLst>
+                    </a:blip>
                     <a:stretch>
                       <a:fillRect/>
                     </a:stretch>
@@ -774,7 +1022,7 @@
                   <pic:spPr bwMode="auto">
                     <a:xfrm>
                       <a:off x="0" y="0"/>
-                      <a:ext cx="701675" cy="850900"/>
+                      <a:ext cx="701675" cy="701675"/>
                     </a:xfrm>
                     <a:prstGeom prst="rect">
                       <a:avLst/>
@@ -811,14 +1059,13 @@
         <w:rPr>
           <w:sz w:val="22"/>
         </w:rPr>
-        <w:t>коэффициентами показывает принадлежность этого объекта к классу №</w:t>
-      </w:r>
-      <w:r>
-        <w:rPr>
-          <w:sz w:val="22"/>
-          <w:u w:val="single"/>
-        </w:rPr>
-        <w:t xml:space="preserve">        </w:t>
+        <w:t xml:space="preserve">коэффициентами показывает принадлежность этого объекта к классу </w:t>
+      </w:r>
+      <w:r>
+        <w:rPr>
+          <w:sz w:val="22"/>
+        </w:rPr>
+        <w:t>№1</w:t>
       </w:r>
       <w:r>
         <w:rPr>
@@ -860,27 +1107,31 @@
         <w:rPr>
           <w:sz w:val="22"/>
         </w:rPr>
-        <w:t xml:space="preserve"> выдает ошибочный результат о принадлежности объекта классу №</w:t>
-      </w:r>
-      <w:r>
-        <w:rPr>
-          <w:sz w:val="22"/>
-          <w:u w:val="single"/>
-        </w:rPr>
-        <w:t xml:space="preserve">       </w:t>
-      </w:r>
-      <w:r>
-        <w:rPr>
-          <w:sz w:val="22"/>
-        </w:rPr>
-        <w:t>, если задать следующие коэффициенты нейронов «сравнения»:</w:t>
-      </w:r>
-      <w:r>
-        <w:rPr>
-          <w:sz w:val="22"/>
-          <w:u w:val="single"/>
-        </w:rPr>
-        <w:t xml:space="preserve">                                                                                                           </w:t>
+        <w:t xml:space="preserve"> выдает ошибочный результат о принадлежности объекта классу </w:t>
+      </w:r>
+      <w:r>
+        <w:rPr>
+          <w:sz w:val="22"/>
+        </w:rPr>
+        <w:t>№3</w:t>
+      </w:r>
+      <w:r>
+        <w:rPr>
+          <w:sz w:val="22"/>
+        </w:rPr>
+        <w:t>, если задать следующие коэффициенты нейронов «сравнения»</w:t>
+      </w:r>
+      <w:r>
+        <w:rPr>
+          <w:sz w:val="22"/>
+        </w:rPr>
+        <w:t>: {1: (-1, 1), 2: (1, -1), 6: (-1, 1), 7: (1, -1)} (</w:t>
+      </w:r>
+      <w:r>
+        <w:rPr>
+          <w:sz w:val="22"/>
+        </w:rPr>
+        <w:t>инверсия)</w:t>
       </w:r>
       <w:r>
         <w:rPr>
@@ -921,27 +1172,49 @@
         <w:rPr>
           <w:sz w:val="22"/>
         </w:rPr>
-        <w:t xml:space="preserve"> выдает ошибочный результат о принадлежности объекта классу №</w:t>
-      </w:r>
-      <w:r>
-        <w:rPr>
-          <w:sz w:val="22"/>
-          <w:u w:val="single"/>
-        </w:rPr>
-        <w:t xml:space="preserve">      </w:t>
-      </w:r>
-      <w:r>
-        <w:rPr>
-          <w:sz w:val="22"/>
-        </w:rPr>
-        <w:t>, если задать следующие коэффициенты нейронов, «хранящих максимум»:</w:t>
-      </w:r>
-      <w:r>
-        <w:rPr>
-          <w:sz w:val="22"/>
-          <w:u w:val="single"/>
-        </w:rPr>
-        <w:t xml:space="preserve">                                                                                                             </w:t>
+        <w:t xml:space="preserve"> выдает ошибочный результат о принадлежности объекта классу </w:t>
+      </w:r>
+      <w:r>
+        <w:rPr>
+          <w:sz w:val="22"/>
+        </w:rPr>
+        <w:t>№3,</w:t>
+      </w:r>
+      <w:r>
+        <w:rPr>
+          <w:sz w:val="22"/>
+        </w:rPr>
+        <w:t xml:space="preserve"> если задать следующие коэффициенты нейронов, «хранящих максимум»</w:t>
+      </w:r>
+      <w:r>
+        <w:rPr>
+          <w:sz w:val="22"/>
+        </w:rPr>
+        <w:t xml:space="preserve">: {3: </w:t>
+      </w:r>
+      <w:r>
+        <w:rPr>
+          <w:sz w:val="22"/>
+        </w:rPr>
+        <w:t>(</w:t>
+      </w:r>
+      <w:r>
+        <w:rPr>
+          <w:sz w:val="22"/>
+        </w:rPr>
+        <w:t>3, -4, 2, -1), 8: (5, -2, -3, 4)</w:t>
+      </w:r>
+      <w:r>
+        <w:rPr>
+          <w:sz w:val="22"/>
+        </w:rPr>
+        <w:t>}</w:t>
+      </w:r>
+      <w:r>
+        <w:rPr>
+          <w:sz w:val="22"/>
+        </w:rPr>
+        <w:t xml:space="preserve"> (шум)</w:t>
       </w:r>
       <w:r>
         <w:rPr>
@@ -991,27 +1264,45 @@
         <w:rPr>
           <w:sz w:val="22"/>
         </w:rPr>
-        <w:t xml:space="preserve"> выдает ошибочный результат о принадлежности объекта классу №</w:t>
-      </w:r>
-      <w:r>
-        <w:rPr>
-          <w:sz w:val="22"/>
-          <w:u w:val="single"/>
-        </w:rPr>
-        <w:t xml:space="preserve">             </w:t>
-      </w:r>
-      <w:r>
-        <w:rPr>
-          <w:sz w:val="22"/>
-        </w:rPr>
-        <w:t>, если задать следующие коэффициенты нейронов- «индикаторов»:</w:t>
-      </w:r>
-      <w:r>
-        <w:rPr>
-          <w:sz w:val="22"/>
-          <w:u w:val="single"/>
-        </w:rPr>
-        <w:t xml:space="preserve">                                                                                                       </w:t>
+        <w:t xml:space="preserve"> выдает ошибочный результат о принадлежности объекта классу </w:t>
+      </w:r>
+      <w:proofErr w:type="gramStart"/>
+      <w:r>
+        <w:rPr>
+          <w:sz w:val="22"/>
+        </w:rPr>
+        <w:t>№</w:t>
+      </w:r>
+      <w:r>
+        <w:rPr>
+          <w:sz w:val="22"/>
+        </w:rPr>
+        <w:t>?</w:t>
+      </w:r>
+      <w:r>
+        <w:rPr>
+          <w:sz w:val="22"/>
+        </w:rPr>
+        <w:t>,</w:t>
+      </w:r>
+      <w:proofErr w:type="gramEnd"/>
+      <w:r>
+        <w:rPr>
+          <w:sz w:val="22"/>
+        </w:rPr>
+        <w:t xml:space="preserve"> если задать следующие коэффициенты нейронов- «индикаторов»</w:t>
+      </w:r>
+      <w:r>
+        <w:rPr>
+          <w:sz w:val="22"/>
+        </w:rPr>
+        <w:t>: {4: 0, 5: 0, 9: 0, 10: 0} (</w:t>
+      </w:r>
+      <w:r>
+        <w:rPr>
+          <w:sz w:val="22"/>
+        </w:rPr>
+        <w:t>обнуление)</w:t>
       </w:r>
       <w:r>
         <w:rPr>
@@ -1096,54 +1387,44 @@
           <w:sz w:val="22"/>
           <w:szCs w:val="22"/>
         </w:rPr>
-        <w:t xml:space="preserve">: </w:t>
-      </w:r>
-      <w:r>
-        <w:rPr>
-          <w:sz w:val="22"/>
-          <w:szCs w:val="22"/>
-          <w:u w:val="single"/>
-        </w:rPr>
-        <w:t>             .</w:t>
-      </w:r>
-    </w:p>
-    <w:p>
-      <w:pPr>
-        <w:jc w:val="both"/>
-        <w:rPr>
-          <w:sz w:val="22"/>
-          <w:szCs w:val="22"/>
-        </w:rPr>
-      </w:pPr>
-      <w:r>
-        <w:rPr>
-          <w:sz w:val="22"/>
-          <w:szCs w:val="22"/>
-        </w:rPr>
-        <w:t>Значение параметра ε = </w:t>
-      </w:r>
-      <w:r>
-        <w:rPr>
-          <w:sz w:val="22"/>
-          <w:szCs w:val="22"/>
-          <w:u w:val="single"/>
-        </w:rPr>
-        <w:t xml:space="preserve">                 </w:t>
-      </w:r>
-      <w:r>
-        <w:rPr>
-          <w:sz w:val="22"/>
-          <w:szCs w:val="22"/>
-        </w:rPr>
-        <w:t xml:space="preserve">, число тактов сходимости: </w:t>
-      </w:r>
-      <w:r>
-        <w:rPr>
-          <w:sz w:val="22"/>
-          <w:szCs w:val="22"/>
-          <w:u w:val="single"/>
-        </w:rPr>
-        <w:t xml:space="preserve">                        </w:t>
+        <w:t>: 3.</w:t>
+      </w:r>
+    </w:p>
+    <w:p>
+      <w:pPr>
+        <w:jc w:val="both"/>
+        <w:rPr>
+          <w:sz w:val="22"/>
+          <w:szCs w:val="22"/>
+        </w:rPr>
+      </w:pPr>
+      <w:r>
+        <w:rPr>
+          <w:sz w:val="22"/>
+          <w:szCs w:val="22"/>
+        </w:rPr>
+        <w:t>Значение параметра ε =</w:t>
+      </w:r>
+      <w:r>
+        <w:rPr>
+          <w:sz w:val="22"/>
+          <w:szCs w:val="22"/>
+        </w:rPr>
+        <w:t xml:space="preserve"> 0.2</w:t>
+      </w:r>
+      <w:r>
+        <w:rPr>
+          <w:sz w:val="22"/>
+          <w:szCs w:val="22"/>
+        </w:rPr>
+        <w:t>, число тактов сходимости:</w:t>
+      </w:r>
+      <w:r>
+        <w:rPr>
+          <w:sz w:val="22"/>
+          <w:szCs w:val="22"/>
+        </w:rPr>
+        <w:t xml:space="preserve"> 2</w:t>
       </w:r>
       <w:r>
         <w:rPr>
@@ -1166,30 +1447,28 @@
           <w:sz w:val="22"/>
           <w:szCs w:val="22"/>
         </w:rPr>
-        <w:t>Значение параметра ε = </w:t>
-      </w:r>
-      <w:r>
-        <w:rPr>
-          <w:sz w:val="22"/>
-          <w:szCs w:val="22"/>
-          <w:u w:val="single"/>
-        </w:rPr>
-        <w:t xml:space="preserve">                 </w:t>
-      </w:r>
-      <w:r>
-        <w:rPr>
-          <w:sz w:val="22"/>
-          <w:szCs w:val="22"/>
-        </w:rPr>
-        <w:t xml:space="preserve">, число тактов сходимости: </w:t>
-      </w:r>
-      <w:r>
-        <w:rPr>
-          <w:sz w:val="22"/>
-          <w:szCs w:val="22"/>
-          <w:u w:val="single"/>
-        </w:rPr>
-        <w:t xml:space="preserve">                        </w:t>
+        <w:t>Значение параметра ε =</w:t>
+      </w:r>
+      <w:r>
+        <w:rPr>
+          <w:sz w:val="22"/>
+          <w:szCs w:val="22"/>
+        </w:rPr>
+        <w:t xml:space="preserve"> 0.1</w:t>
+      </w:r>
+      <w:r>
+        <w:rPr>
+          <w:sz w:val="22"/>
+          <w:szCs w:val="22"/>
+        </w:rPr>
+        <w:t>, число тактов сходимости</w:t>
+      </w:r>
+      <w:r>
+        <w:rPr>
+          <w:sz w:val="22"/>
+          <w:szCs w:val="22"/>
+        </w:rPr>
+        <w:t>: 4</w:t>
       </w:r>
       <w:r>
         <w:rPr>
@@ -1212,30 +1491,28 @@
           <w:sz w:val="22"/>
           <w:szCs w:val="22"/>
         </w:rPr>
-        <w:t>Значение параметра ε = </w:t>
-      </w:r>
-      <w:r>
-        <w:rPr>
-          <w:sz w:val="22"/>
-          <w:szCs w:val="22"/>
-          <w:u w:val="single"/>
-        </w:rPr>
-        <w:t xml:space="preserve">                 </w:t>
-      </w:r>
-      <w:r>
-        <w:rPr>
-          <w:sz w:val="22"/>
-          <w:szCs w:val="22"/>
-        </w:rPr>
-        <w:t xml:space="preserve">, число тактов сходимости: </w:t>
-      </w:r>
-      <w:r>
-        <w:rPr>
-          <w:sz w:val="22"/>
-          <w:szCs w:val="22"/>
-          <w:u w:val="single"/>
-        </w:rPr>
-        <w:t xml:space="preserve">                        </w:t>
+        <w:t>Значение параметра ε =</w:t>
+      </w:r>
+      <w:r>
+        <w:rPr>
+          <w:sz w:val="22"/>
+          <w:szCs w:val="22"/>
+        </w:rPr>
+        <w:t xml:space="preserve"> 0.05</w:t>
+      </w:r>
+      <w:r>
+        <w:rPr>
+          <w:sz w:val="22"/>
+          <w:szCs w:val="22"/>
+        </w:rPr>
+        <w:t>, число тактов сходимости</w:t>
+      </w:r>
+      <w:r>
+        <w:rPr>
+          <w:sz w:val="22"/>
+          <w:szCs w:val="22"/>
+        </w:rPr>
+        <w:t>: 7</w:t>
       </w:r>
       <w:r>
         <w:rPr>
@@ -1254,22 +1531,42 @@
           <w:sz w:val="22"/>
           <w:szCs w:val="22"/>
         </w:rPr>
-        <w:t>Вывод: при увеличении параметра ε</w:t>
-      </w:r>
-      <w:r>
-        <w:rPr>
-          <w:sz w:val="22"/>
-          <w:szCs w:val="22"/>
-          <w:u w:val="single"/>
+        <w:t xml:space="preserve">Вывод: при увеличении параметра </w:t>
+      </w:r>
+      <w:r>
+        <w:rPr>
+          <w:sz w:val="22"/>
+          <w:szCs w:val="22"/>
+        </w:rPr>
+        <w:t>ε</w:t>
+      </w:r>
+      <w:r>
+        <w:rPr>
+          <w:sz w:val="22"/>
+          <w:szCs w:val="22"/>
         </w:rPr>
         <w:t xml:space="preserve"> </w:t>
       </w:r>
       <w:r>
         <w:rPr>
-          <w:u w:val="single"/>
-        </w:rPr>
-        <w:t xml:space="preserve">                                                            </w:t>
-      </w:r>
+          <w:b/>
+          <w:bCs/>
+          <w:sz w:val="22"/>
+          <w:szCs w:val="22"/>
+        </w:rPr>
+        <w:t xml:space="preserve">растет </w:t>
+      </w:r>
+      <w:proofErr w:type="spellStart"/>
+      <w:r>
+        <w:rPr>
+          <w:b/>
+          <w:bCs/>
+          <w:sz w:val="22"/>
+          <w:szCs w:val="22"/>
+        </w:rPr>
+        <w:t>квадратически</w:t>
+      </w:r>
+      <w:proofErr w:type="spellEnd"/>
       <w:r>
         <w:t>.</w:t>
       </w:r>
@@ -1335,7 +1632,7 @@
           <w:sz w:val="22"/>
           <w:szCs w:val="22"/>
         </w:rPr>
-        <w:t>числом бинарных признаков объекта / числом эталонных представителей / свободно задается.</w:t>
+        <w:t>числом бинарных признаков объекта.</w:t>
       </w:r>
     </w:p>
     <w:p>
@@ -1359,7 +1656,7 @@
           <w:sz w:val="22"/>
           <w:szCs w:val="22"/>
         </w:rPr>
-        <w:t>числом бинарных признаков объекта / числом эталонных представителей / свободно задается.</w:t>
+        <w:t>эталонных представителей.</w:t>
       </w:r>
     </w:p>
     <w:p>
@@ -1480,63 +1777,76 @@
           <w:szCs w:val="22"/>
           <w:u w:val="single"/>
         </w:rPr>
+        <w:t>Нахождение максимального и минимального выходов нейронов слоя Хемминга</w:t>
+      </w:r>
+    </w:p>
+    <w:p>
+      <w:pPr>
+        <w:jc w:val="both"/>
+        <w:rPr>
+          <w:position w:val="-120"/>
+          <w:sz w:val="22"/>
+          <w:szCs w:val="22"/>
+        </w:rPr>
+      </w:pPr>
+      <w:r>
+        <w:rPr>
+          <w:sz w:val="22"/>
+          <w:szCs w:val="22"/>
+        </w:rPr>
         <w:lastRenderedPageBreak/>
-        <w:t>Нахождение максимального и минимального выходов нейронов слоя Хемминга</w:t>
-      </w:r>
-    </w:p>
-    <w:p>
-      <w:pPr>
-        <w:jc w:val="both"/>
-        <w:rPr>
-          <w:position w:val="-120"/>
-          <w:sz w:val="22"/>
-          <w:szCs w:val="22"/>
-        </w:rPr>
-      </w:pPr>
-      <w:r>
-        <w:rPr>
-          <w:sz w:val="22"/>
-          <w:szCs w:val="22"/>
-        </w:rPr>
         <w:t>Максимальное значение выхода у нейрона №</w:t>
       </w:r>
       <w:r>
         <w:rPr>
           <w:sz w:val="22"/>
           <w:szCs w:val="22"/>
-          <w:lang w:val="en-US"/>
-        </w:rPr>
-        <w:t> </w:t>
-      </w:r>
-      <w:r>
-        <w:rPr>
-          <w:sz w:val="22"/>
-          <w:szCs w:val="22"/>
-          <w:u w:val="single"/>
-        </w:rPr>
-        <w:t xml:space="preserve">        </w:t>
-      </w:r>
-      <w:r>
-        <w:rPr>
-          <w:sz w:val="22"/>
-          <w:szCs w:val="22"/>
-        </w:rPr>
-        <w:t xml:space="preserve">, равное </w:t>
-      </w:r>
-      <w:r>
-        <w:rPr>
-          <w:sz w:val="22"/>
-          <w:szCs w:val="22"/>
-          <w:u w:val="single"/>
-        </w:rPr>
-        <w:t xml:space="preserve">      </w:t>
-      </w:r>
-      <w:r>
-        <w:rPr>
-          <w:sz w:val="22"/>
-          <w:szCs w:val="22"/>
-        </w:rPr>
-        <w:t xml:space="preserve">, наблюдается  при подаче на вход объекта </w:t>
+        </w:rPr>
+        <w:t>2</w:t>
+      </w:r>
+      <w:r>
+        <w:rPr>
+          <w:sz w:val="22"/>
+          <w:szCs w:val="22"/>
+        </w:rPr>
+        <w:t>, равное</w:t>
+      </w:r>
+      <w:r>
+        <w:rPr>
+          <w:sz w:val="22"/>
+          <w:szCs w:val="22"/>
+        </w:rPr>
+        <w:t xml:space="preserve"> </w:t>
+      </w:r>
+      <w:r>
+        <w:rPr>
+          <w:sz w:val="22"/>
+          <w:szCs w:val="22"/>
+        </w:rPr>
+        <w:t>50</w:t>
+      </w:r>
+      <w:r>
+        <w:rPr>
+          <w:sz w:val="22"/>
+          <w:szCs w:val="22"/>
+        </w:rPr>
+        <w:t xml:space="preserve">, </w:t>
+      </w:r>
+      <w:proofErr w:type="gramStart"/>
+      <w:r>
+        <w:rPr>
+          <w:sz w:val="22"/>
+          <w:szCs w:val="22"/>
+        </w:rPr>
+        <w:t>наблюдается  при</w:t>
+      </w:r>
+      <w:proofErr w:type="gramEnd"/>
+      <w:r>
+        <w:rPr>
+          <w:sz w:val="22"/>
+          <w:szCs w:val="22"/>
+        </w:rPr>
+        <w:t xml:space="preserve"> подаче на вход объекта </w:t>
       </w:r>
       <w:r>
         <w:rPr>
@@ -1546,9 +1856,9 @@
           <w:szCs w:val="22"/>
         </w:rPr>
         <w:drawing>
-          <wp:inline distT="0" distB="0" distL="0" distR="0">
-            <wp:extent cx="701675" cy="850900"/>
-            <wp:effectExtent l="19050" t="0" r="3175" b="0"/>
+          <wp:inline distT="0" distB="0" distL="0" distR="0" wp14:anchorId="74FE144E" wp14:editId="3B587E3E">
+            <wp:extent cx="701675" cy="694048"/>
+            <wp:effectExtent l="0" t="0" r="0" b="0"/>
             <wp:docPr id="6" name="Рисунок 6"/>
             <wp:cNvGraphicFramePr>
               <a:graphicFrameLocks xmlns:a="http://schemas.openxmlformats.org/drawingml/2006/main" noChangeAspect="1"/>
@@ -1557,14 +1867,19 @@
               <a:graphicData uri="http://schemas.openxmlformats.org/drawingml/2006/picture">
                 <pic:pic xmlns:pic="http://schemas.openxmlformats.org/drawingml/2006/picture">
                   <pic:nvPicPr>
-                    <pic:cNvPr id="0" name="Picture 6"/>
+                    <pic:cNvPr id="6" name="Рисунок 6"/>
                     <pic:cNvPicPr>
                       <a:picLocks noChangeAspect="1" noChangeArrowheads="1"/>
                     </pic:cNvPicPr>
                   </pic:nvPicPr>
                   <pic:blipFill>
-                    <a:blip r:embed="rId7" cstate="print"/>
-                    <a:srcRect/>
+                    <a:blip r:embed="rId12" cstate="print">
+                      <a:extLst>
+                        <a:ext uri="{28A0092B-C50C-407E-A947-70E740481C1C}">
+                          <a14:useLocalDpi xmlns:a14="http://schemas.microsoft.com/office/drawing/2010/main" val="0"/>
+                        </a:ext>
+                      </a:extLst>
+                    </a:blip>
                     <a:stretch>
                       <a:fillRect/>
                     </a:stretch>
@@ -1572,7 +1887,7 @@
                   <pic:spPr bwMode="auto">
                     <a:xfrm>
                       <a:off x="0" y="0"/>
-                      <a:ext cx="701675" cy="850900"/>
+                      <a:ext cx="701675" cy="694048"/>
                     </a:xfrm>
                     <a:prstGeom prst="rect">
                       <a:avLst/>
@@ -1620,39 +1935,45 @@
         <w:rPr>
           <w:sz w:val="22"/>
           <w:szCs w:val="22"/>
-          <w:lang w:val="en-US"/>
-        </w:rPr>
-        <w:t> </w:t>
-      </w:r>
-      <w:r>
-        <w:rPr>
-          <w:sz w:val="22"/>
-          <w:szCs w:val="22"/>
-          <w:u w:val="single"/>
-        </w:rPr>
-        <w:t xml:space="preserve">        </w:t>
-      </w:r>
-      <w:r>
-        <w:rPr>
-          <w:sz w:val="22"/>
-          <w:szCs w:val="22"/>
-        </w:rPr>
-        <w:t xml:space="preserve">, равное </w:t>
-      </w:r>
-      <w:r>
-        <w:rPr>
-          <w:sz w:val="22"/>
-          <w:szCs w:val="22"/>
-          <w:u w:val="single"/>
-        </w:rPr>
-        <w:t xml:space="preserve">      </w:t>
-      </w:r>
-      <w:r>
-        <w:rPr>
-          <w:sz w:val="22"/>
-          <w:szCs w:val="22"/>
-        </w:rPr>
-        <w:t xml:space="preserve">, наблюдается  при подаче на вход объекта </w:t>
+        </w:rPr>
+        <w:t>1</w:t>
+      </w:r>
+      <w:r>
+        <w:rPr>
+          <w:sz w:val="22"/>
+          <w:szCs w:val="22"/>
+        </w:rPr>
+        <w:t>, равное</w:t>
+      </w:r>
+      <w:r>
+        <w:rPr>
+          <w:sz w:val="22"/>
+          <w:szCs w:val="22"/>
+        </w:rPr>
+        <w:t xml:space="preserve"> 0</w:t>
+      </w:r>
+      <w:r>
+        <w:rPr>
+          <w:sz w:val="22"/>
+          <w:szCs w:val="22"/>
+        </w:rPr>
+        <w:t xml:space="preserve">, </w:t>
+      </w:r>
+      <w:proofErr w:type="gramStart"/>
+      <w:r>
+        <w:rPr>
+          <w:sz w:val="22"/>
+          <w:szCs w:val="22"/>
+        </w:rPr>
+        <w:t>наблюдается  при</w:t>
+      </w:r>
+      <w:proofErr w:type="gramEnd"/>
+      <w:r>
+        <w:rPr>
+          <w:sz w:val="22"/>
+          <w:szCs w:val="22"/>
+        </w:rPr>
+        <w:t xml:space="preserve"> подаче на вход объекта </w:t>
       </w:r>
       <w:r>
         <w:rPr>
@@ -1662,9 +1983,9 @@
           <w:szCs w:val="22"/>
         </w:rPr>
         <w:drawing>
-          <wp:inline distT="0" distB="0" distL="0" distR="0">
-            <wp:extent cx="701675" cy="850900"/>
-            <wp:effectExtent l="19050" t="0" r="3175" b="0"/>
+          <wp:inline distT="0" distB="0" distL="0" distR="0" wp14:anchorId="7A023DB9" wp14:editId="4622AD20">
+            <wp:extent cx="701675" cy="701675"/>
+            <wp:effectExtent l="0" t="0" r="0" b="0"/>
             <wp:docPr id="7" name="Рисунок 7"/>
             <wp:cNvGraphicFramePr>
               <a:graphicFrameLocks xmlns:a="http://schemas.openxmlformats.org/drawingml/2006/main" noChangeAspect="1"/>
@@ -1673,14 +1994,19 @@
               <a:graphicData uri="http://schemas.openxmlformats.org/drawingml/2006/picture">
                 <pic:pic xmlns:pic="http://schemas.openxmlformats.org/drawingml/2006/picture">
                   <pic:nvPicPr>
-                    <pic:cNvPr id="0" name="Picture 7"/>
+                    <pic:cNvPr id="7" name="Рисунок 7"/>
                     <pic:cNvPicPr>
                       <a:picLocks noChangeAspect="1" noChangeArrowheads="1"/>
                     </pic:cNvPicPr>
                   </pic:nvPicPr>
                   <pic:blipFill>
-                    <a:blip r:embed="rId7" cstate="print"/>
-                    <a:srcRect/>
+                    <a:blip r:embed="rId13" cstate="print">
+                      <a:extLst>
+                        <a:ext uri="{28A0092B-C50C-407E-A947-70E740481C1C}">
+                          <a14:useLocalDpi xmlns:a14="http://schemas.microsoft.com/office/drawing/2010/main" val="0"/>
+                        </a:ext>
+                      </a:extLst>
+                    </a:blip>
                     <a:stretch>
                       <a:fillRect/>
                     </a:stretch>
@@ -1688,7 +2014,7 @@
                   <pic:spPr bwMode="auto">
                     <a:xfrm>
                       <a:off x="0" y="0"/>
-                      <a:ext cx="701675" cy="850900"/>
+                      <a:ext cx="701675" cy="701675"/>
                     </a:xfrm>
                     <a:prstGeom prst="rect">
                       <a:avLst/>
@@ -1759,9 +2085,9 @@
           <w:sz w:val="22"/>
         </w:rPr>
         <w:drawing>
-          <wp:inline distT="0" distB="0" distL="0" distR="0">
-            <wp:extent cx="701675" cy="850900"/>
-            <wp:effectExtent l="19050" t="0" r="3175" b="0"/>
+          <wp:inline distT="0" distB="0" distL="0" distR="0" wp14:anchorId="79CF8BD3" wp14:editId="00CFFCD2">
+            <wp:extent cx="701675" cy="694130"/>
+            <wp:effectExtent l="0" t="0" r="0" b="0"/>
             <wp:docPr id="8" name="Рисунок 8"/>
             <wp:cNvGraphicFramePr>
               <a:graphicFrameLocks xmlns:a="http://schemas.openxmlformats.org/drawingml/2006/main" noChangeAspect="1"/>
@@ -1770,14 +2096,19 @@
               <a:graphicData uri="http://schemas.openxmlformats.org/drawingml/2006/picture">
                 <pic:pic xmlns:pic="http://schemas.openxmlformats.org/drawingml/2006/picture">
                   <pic:nvPicPr>
-                    <pic:cNvPr id="0" name="Picture 8"/>
+                    <pic:cNvPr id="8" name="Рисунок 8"/>
                     <pic:cNvPicPr>
                       <a:picLocks noChangeAspect="1" noChangeArrowheads="1"/>
                     </pic:cNvPicPr>
                   </pic:nvPicPr>
                   <pic:blipFill>
-                    <a:blip r:embed="rId7" cstate="print"/>
-                    <a:srcRect/>
+                    <a:blip r:embed="rId14" cstate="print">
+                      <a:extLst>
+                        <a:ext uri="{28A0092B-C50C-407E-A947-70E740481C1C}">
+                          <a14:useLocalDpi xmlns:a14="http://schemas.microsoft.com/office/drawing/2010/main" val="0"/>
+                        </a:ext>
+                      </a:extLst>
+                    </a:blip>
                     <a:stretch>
                       <a:fillRect/>
                     </a:stretch>
@@ -1785,7 +2116,7 @@
                   <pic:spPr bwMode="auto">
                     <a:xfrm>
                       <a:off x="0" y="0"/>
-                      <a:ext cx="701675" cy="850900"/>
+                      <a:ext cx="701675" cy="694130"/>
                     </a:xfrm>
                     <a:prstGeom prst="rect">
                       <a:avLst/>
@@ -1822,137 +2153,159 @@
         <w:rPr>
           <w:sz w:val="22"/>
         </w:rPr>
-        <w:t xml:space="preserve">коэффициентами показывает принадлежность этого объекта к классу № </w:t>
-      </w:r>
-      <w:r>
-        <w:rPr>
-          <w:sz w:val="22"/>
+        <w:t>коэффициентами показывает принадлежность этого объекта к классу №</w:t>
+      </w:r>
+      <w:r>
+        <w:rPr>
+          <w:sz w:val="22"/>
+        </w:rPr>
+        <w:t>2</w:t>
+      </w:r>
+      <w:r>
+        <w:rPr>
+          <w:sz w:val="22"/>
+        </w:rPr>
+        <w:t>.</w:t>
+      </w:r>
+    </w:p>
+    <w:p>
+      <w:pPr>
+        <w:jc w:val="both"/>
+        <w:rPr>
+          <w:sz w:val="22"/>
+        </w:rPr>
+      </w:pPr>
+    </w:p>
+    <w:p>
+      <w:pPr>
+        <w:jc w:val="both"/>
+        <w:rPr>
+          <w:sz w:val="22"/>
+          <w:szCs w:val="22"/>
           <w:u w:val="single"/>
         </w:rPr>
-        <w:t xml:space="preserve">        </w:t>
-      </w:r>
-      <w:r>
-        <w:rPr>
-          <w:sz w:val="22"/>
+      </w:pPr>
+      <w:r>
+        <w:rPr>
+          <w:sz w:val="22"/>
+          <w:szCs w:val="22"/>
+          <w:u w:val="single"/>
+        </w:rPr>
+        <w:t>А) Усиление сигнала по одному каналу одного нейрона для нарушения правильности распознавания и нахождение максимального шума, при котором слой Хемминга сохраняет свои свойства</w:t>
+      </w:r>
+    </w:p>
+    <w:p>
+      <w:pPr>
+        <w:jc w:val="both"/>
+        <w:rPr>
+          <w:sz w:val="22"/>
+          <w:szCs w:val="22"/>
+        </w:rPr>
+      </w:pPr>
+      <w:r>
+        <w:rPr>
+          <w:sz w:val="22"/>
+          <w:szCs w:val="22"/>
+        </w:rPr>
+        <w:t>При изменении синаптического коэффициента от</w:t>
+      </w:r>
+      <w:r>
+        <w:rPr>
+          <w:sz w:val="22"/>
+          <w:szCs w:val="22"/>
+        </w:rPr>
+        <w:t xml:space="preserve"> </w:t>
+      </w:r>
+      <w:r>
+        <w:rPr>
+          <w:sz w:val="22"/>
+          <w:szCs w:val="22"/>
+        </w:rPr>
+        <w:t>(5, 5)</w:t>
+      </w:r>
+      <w:r>
+        <w:rPr>
+          <w:sz w:val="22"/>
+          <w:szCs w:val="22"/>
+        </w:rPr>
+        <w:t xml:space="preserve"> входа</w:t>
+      </w:r>
+      <w:r>
+        <w:rPr>
+          <w:sz w:val="22"/>
+          <w:szCs w:val="22"/>
+        </w:rPr>
+        <w:t xml:space="preserve"> первого </w:t>
+      </w:r>
+      <w:r>
+        <w:rPr>
+          <w:sz w:val="22"/>
+          <w:szCs w:val="22"/>
+        </w:rPr>
+        <w:t>нейрона, со значения</w:t>
+      </w:r>
+      <w:r>
+        <w:rPr>
+          <w:sz w:val="22"/>
+          <w:szCs w:val="22"/>
+        </w:rPr>
+        <w:t xml:space="preserve"> </w:t>
+      </w:r>
+      <w:r>
+        <w:rPr>
+          <w:sz w:val="22"/>
+          <w:szCs w:val="22"/>
+        </w:rPr>
+        <w:t>1</w:t>
+      </w:r>
+      <w:r>
+        <w:rPr>
+          <w:sz w:val="22"/>
+          <w:szCs w:val="22"/>
+        </w:rPr>
+        <w:t xml:space="preserve"> на значение</w:t>
+      </w:r>
+      <w:r>
+        <w:rPr>
+          <w:sz w:val="22"/>
+          <w:szCs w:val="22"/>
+        </w:rPr>
+        <w:t xml:space="preserve"> 100</w:t>
+      </w:r>
+      <w:r>
+        <w:rPr>
+          <w:sz w:val="22"/>
+          <w:szCs w:val="22"/>
+        </w:rPr>
+        <w:t xml:space="preserve"> нейросеть указывает на принадлежность входного объекта классу №</w:t>
+      </w:r>
+      <w:r>
+        <w:rPr>
+          <w:sz w:val="22"/>
+          <w:szCs w:val="22"/>
+        </w:rPr>
+        <w:t>1</w:t>
+      </w:r>
+      <w:r>
+        <w:rPr>
+          <w:sz w:val="22"/>
+          <w:szCs w:val="22"/>
+        </w:rPr>
+        <w:t>.  Значение входа -</w:t>
+      </w:r>
+      <w:r>
+        <w:rPr>
+          <w:sz w:val="22"/>
+          <w:szCs w:val="22"/>
+        </w:rPr>
+        <w:t xml:space="preserve"> 115</w:t>
+      </w:r>
+      <w:r>
+        <w:rPr>
+          <w:sz w:val="22"/>
+          <w:szCs w:val="22"/>
         </w:rPr>
         <w:t>.</w:t>
-      </w:r>
-    </w:p>
-    <w:p>
-      <w:pPr>
-        <w:jc w:val="both"/>
-        <w:rPr>
-          <w:sz w:val="22"/>
-        </w:rPr>
-      </w:pPr>
-    </w:p>
-    <w:p>
-      <w:pPr>
-        <w:jc w:val="both"/>
-        <w:rPr>
-          <w:sz w:val="22"/>
-          <w:szCs w:val="22"/>
-          <w:u w:val="single"/>
-        </w:rPr>
-      </w:pPr>
-      <w:r>
-        <w:rPr>
-          <w:sz w:val="22"/>
-          <w:szCs w:val="22"/>
-          <w:u w:val="single"/>
-        </w:rPr>
-        <w:t>А) Усиление сигнала по одному каналу одного нейрона для нарушения правильности распознавания и нахождение максимального шума, при котором слой Хемминга сохраняет свои свойства</w:t>
-      </w:r>
-    </w:p>
-    <w:p>
-      <w:pPr>
-        <w:jc w:val="both"/>
-        <w:rPr>
-          <w:sz w:val="22"/>
-          <w:szCs w:val="22"/>
-        </w:rPr>
-      </w:pPr>
-      <w:r>
-        <w:rPr>
-          <w:sz w:val="22"/>
-          <w:szCs w:val="22"/>
-        </w:rPr>
-        <w:t xml:space="preserve">При изменении синаптического коэффициента от </w:t>
-      </w:r>
-      <w:r>
-        <w:rPr>
-          <w:sz w:val="22"/>
-          <w:szCs w:val="22"/>
-          <w:u w:val="single"/>
-        </w:rPr>
-        <w:t xml:space="preserve">          </w:t>
-      </w:r>
-      <w:r>
-        <w:rPr>
-          <w:sz w:val="22"/>
-          <w:szCs w:val="22"/>
-        </w:rPr>
-        <w:t xml:space="preserve"> входа </w:t>
-      </w:r>
-      <w:r>
-        <w:rPr>
-          <w:sz w:val="22"/>
-          <w:szCs w:val="22"/>
-          <w:u w:val="single"/>
-        </w:rPr>
-        <w:t xml:space="preserve">           </w:t>
-      </w:r>
-      <w:r>
-        <w:rPr>
-          <w:sz w:val="22"/>
-          <w:szCs w:val="22"/>
-        </w:rPr>
-        <w:t xml:space="preserve">нейрона, со значения </w:t>
-      </w:r>
-      <w:r>
-        <w:rPr>
-          <w:sz w:val="22"/>
-          <w:szCs w:val="22"/>
-          <w:u w:val="single"/>
-        </w:rPr>
-        <w:t xml:space="preserve">          </w:t>
-      </w:r>
-      <w:r>
-        <w:rPr>
-          <w:sz w:val="22"/>
-          <w:szCs w:val="22"/>
-        </w:rPr>
-        <w:t xml:space="preserve"> на значение </w:t>
-      </w:r>
-      <w:r>
-        <w:rPr>
-          <w:sz w:val="22"/>
-          <w:szCs w:val="22"/>
-          <w:u w:val="single"/>
-        </w:rPr>
-        <w:t xml:space="preserve">           </w:t>
-      </w:r>
-      <w:r>
-        <w:rPr>
-          <w:sz w:val="22"/>
-          <w:szCs w:val="22"/>
-        </w:rPr>
-        <w:t xml:space="preserve"> нейросеть указывает на принадлежность входного объекта классу № </w:t>
-      </w:r>
-      <w:r>
-        <w:rPr>
-          <w:sz w:val="22"/>
-          <w:szCs w:val="22"/>
-          <w:u w:val="single"/>
-        </w:rPr>
-        <w:t xml:space="preserve">        </w:t>
-      </w:r>
-      <w:r>
-        <w:rPr>
-          <w:sz w:val="22"/>
-          <w:szCs w:val="22"/>
-        </w:rPr>
-        <w:t xml:space="preserve"> .  Значение входа - ______.</w:t>
       </w:r>
       <w:r>
         <w:rPr>
@@ -2016,49 +2369,42 @@
           <w:sz w:val="22"/>
           <w:szCs w:val="22"/>
         </w:rPr>
-        <w:t xml:space="preserve"> </w:t>
-      </w:r>
-      <w:r>
+        <w:t>28</w:t>
+      </w:r>
+      <w:r>
+        <w:rPr>
+          <w:sz w:val="22"/>
+          <w:szCs w:val="22"/>
+        </w:rPr>
+        <w:t xml:space="preserve"> раз.   </w:t>
+      </w:r>
+    </w:p>
+    <w:p>
+      <w:pPr>
+        <w:jc w:val="both"/>
+        <w:rPr>
+          <w:sz w:val="22"/>
+          <w:szCs w:val="22"/>
+        </w:rPr>
+      </w:pPr>
+    </w:p>
+    <w:p>
+      <w:pPr>
+        <w:jc w:val="both"/>
         <w:rPr>
           <w:sz w:val="22"/>
           <w:szCs w:val="22"/>
           <w:u w:val="single"/>
-        </w:rPr>
-        <w:t xml:space="preserve">               </w:t>
-      </w:r>
-      <w:r>
-        <w:rPr>
-          <w:sz w:val="22"/>
-          <w:szCs w:val="22"/>
-        </w:rPr>
-        <w:t xml:space="preserve"> раз.   </w:t>
-      </w:r>
-    </w:p>
-    <w:p>
-      <w:pPr>
-        <w:jc w:val="both"/>
-        <w:rPr>
-          <w:sz w:val="22"/>
-          <w:szCs w:val="22"/>
-        </w:rPr>
-      </w:pPr>
-    </w:p>
-    <w:p>
-      <w:pPr>
-        <w:jc w:val="both"/>
+          <w:lang w:val="en-US"/>
+        </w:rPr>
+      </w:pPr>
+      <w:r>
         <w:rPr>
           <w:sz w:val="22"/>
           <w:szCs w:val="22"/>
           <w:u w:val="single"/>
         </w:rPr>
-      </w:pPr>
-      <w:r>
-        <w:rPr>
-          <w:sz w:val="22"/>
-          <w:szCs w:val="22"/>
-          <w:u w:val="single"/>
-        </w:rPr>
-        <w:t>5. Вывод по лабораторной работе</w:t>
+        <w:t>5. Вывод по лабораторной работ</w:t>
       </w:r>
     </w:p>
     <w:p>
@@ -2084,39 +2430,223 @@
           <w:sz w:val="22"/>
           <w:szCs w:val="22"/>
         </w:rPr>
-        <w:t xml:space="preserve">В лабораторной работе сеть Хемминга решает задачу </w:t>
-      </w:r>
-      <w:r>
+        <w:t>В лабораторной работе сеть Хемминга решает задач</w:t>
+      </w:r>
+      <w:r>
+        <w:rPr>
+          <w:sz w:val="22"/>
+          <w:szCs w:val="22"/>
+        </w:rPr>
+        <w:t xml:space="preserve">у поиска </w:t>
+      </w:r>
+      <w:r>
+        <w:rPr>
+          <w:sz w:val="22"/>
+          <w:szCs w:val="22"/>
+        </w:rPr>
+        <w:t>эталона</w:t>
+      </w:r>
+      <w:r>
+        <w:rPr>
+          <w:sz w:val="22"/>
+          <w:szCs w:val="22"/>
+        </w:rPr>
+        <w:t xml:space="preserve"> с минмальным расстоянием Хемминга между ним и входным образцом. </w:t>
+      </w:r>
+      <w:r>
+        <w:rPr>
+          <w:sz w:val="22"/>
+          <w:szCs w:val="22"/>
+        </w:rPr>
+        <w:t>Сеть Хемминга состоит из следующих блоков</w:t>
+      </w:r>
+      <w:r>
+        <w:rPr>
+          <w:sz w:val="22"/>
+          <w:szCs w:val="22"/>
+        </w:rPr>
+        <w:t xml:space="preserve">: </w:t>
+      </w:r>
+      <w:r>
+        <w:rPr>
+          <w:sz w:val="22"/>
+          <w:szCs w:val="22"/>
+        </w:rPr>
+        <w:t xml:space="preserve">Слой Хемминга и </w:t>
+      </w:r>
+      <w:r>
+        <w:rPr>
+          <w:sz w:val="22"/>
+          <w:szCs w:val="22"/>
+          <w:lang w:val="en-US"/>
+        </w:rPr>
+        <w:t>MAXNET</w:t>
+      </w:r>
+      <w:r>
+        <w:rPr>
+          <w:sz w:val="22"/>
+          <w:szCs w:val="22"/>
+        </w:rPr>
+        <w:t>.</w:t>
+      </w:r>
+    </w:p>
+    <w:p>
+      <w:pPr>
+        <w:jc w:val="both"/>
         <w:rPr>
           <w:sz w:val="22"/>
           <w:szCs w:val="22"/>
           <w:u w:val="single"/>
         </w:rPr>
-        <w:t xml:space="preserve">                                                                                          . </w:t>
-      </w:r>
-      <w:r>
-        <w:rPr>
-          <w:sz w:val="22"/>
-          <w:szCs w:val="22"/>
-        </w:rPr>
-        <w:t xml:space="preserve">Сеть Хемминга состоит из следующих блоков: </w:t>
-      </w:r>
-      <w:r>
-        <w:rPr>
-          <w:sz w:val="22"/>
-          <w:szCs w:val="22"/>
-          <w:u w:val="single"/>
-        </w:rPr>
-        <w:t>                                                                                                                    .</w:t>
-      </w:r>
-    </w:p>
-    <w:p>
-      <w:pPr>
-        <w:jc w:val="both"/>
-        <w:rPr>
-          <w:sz w:val="22"/>
-          <w:szCs w:val="22"/>
-          <w:u w:val="single"/>
+      </w:pPr>
+      <w:r>
+        <w:rPr>
+          <w:sz w:val="22"/>
+          <w:szCs w:val="22"/>
+        </w:rPr>
+        <w:t xml:space="preserve">Первый блок </w:t>
+      </w:r>
+      <w:r>
+        <w:rPr>
+          <w:sz w:val="22"/>
+          <w:szCs w:val="22"/>
+        </w:rPr>
+        <w:t>–</w:t>
+      </w:r>
+      <w:r>
+        <w:rPr>
+          <w:sz w:val="22"/>
+          <w:szCs w:val="22"/>
+        </w:rPr>
+        <w:t xml:space="preserve"> </w:t>
+      </w:r>
+      <w:r>
+        <w:rPr>
+          <w:sz w:val="22"/>
+          <w:szCs w:val="22"/>
+        </w:rPr>
+        <w:t xml:space="preserve">Слой Хемминга </w:t>
+      </w:r>
+      <w:r>
+        <w:rPr>
+          <w:sz w:val="22"/>
+          <w:szCs w:val="22"/>
+        </w:rPr>
+        <w:t>- решает задач</w:t>
+      </w:r>
+      <w:r>
+        <w:rPr>
+          <w:sz w:val="22"/>
+          <w:szCs w:val="22"/>
+        </w:rPr>
+        <w:t xml:space="preserve">у </w:t>
+      </w:r>
+      <w:r>
+        <w:rPr>
+          <w:sz w:val="22"/>
+          <w:szCs w:val="22"/>
+        </w:rPr>
+        <w:t>вычисл</w:t>
+      </w:r>
+      <w:r>
+        <w:rPr>
+          <w:sz w:val="22"/>
+          <w:szCs w:val="22"/>
+        </w:rPr>
+        <w:t>ения</w:t>
+      </w:r>
+      <w:r>
+        <w:rPr>
+          <w:sz w:val="22"/>
+          <w:szCs w:val="22"/>
+        </w:rPr>
+        <w:t xml:space="preserve"> </w:t>
+      </w:r>
+      <w:r>
+        <w:rPr>
+          <w:sz w:val="22"/>
+          <w:szCs w:val="22"/>
+        </w:rPr>
+        <w:t>расстояни</w:t>
+      </w:r>
+      <w:r>
+        <w:rPr>
+          <w:sz w:val="22"/>
+          <w:szCs w:val="22"/>
+        </w:rPr>
+        <w:t>я</w:t>
+      </w:r>
+      <w:r>
+        <w:rPr>
+          <w:sz w:val="22"/>
+          <w:szCs w:val="22"/>
+        </w:rPr>
+        <w:t xml:space="preserve"> Хемминга между эталон</w:t>
+      </w:r>
+      <w:r>
+        <w:rPr>
+          <w:sz w:val="22"/>
+          <w:szCs w:val="22"/>
+        </w:rPr>
+        <w:t>ами</w:t>
+      </w:r>
+      <w:r>
+        <w:rPr>
+          <w:sz w:val="22"/>
+          <w:szCs w:val="22"/>
+        </w:rPr>
+        <w:t xml:space="preserve"> и входным образцом</w:t>
+      </w:r>
+      <w:r>
+        <w:rPr>
+          <w:sz w:val="22"/>
+          <w:szCs w:val="22"/>
+        </w:rPr>
+        <w:t>, второй -</w:t>
+      </w:r>
+      <w:r>
+        <w:rPr>
+          <w:sz w:val="22"/>
+          <w:szCs w:val="22"/>
+        </w:rPr>
+        <w:t xml:space="preserve"> </w:t>
+      </w:r>
+      <w:r>
+        <w:rPr>
+          <w:sz w:val="22"/>
+          <w:szCs w:val="22"/>
+          <w:lang w:val="en-US"/>
+        </w:rPr>
+        <w:t>MAXNET</w:t>
+      </w:r>
+      <w:r>
+        <w:rPr>
+          <w:sz w:val="22"/>
+          <w:szCs w:val="22"/>
+        </w:rPr>
+        <w:t xml:space="preserve"> </w:t>
+      </w:r>
+      <w:r>
+        <w:rPr>
+          <w:sz w:val="22"/>
+          <w:szCs w:val="22"/>
+        </w:rPr>
+        <w:t>- решает задачу</w:t>
+      </w:r>
+      <w:r>
+        <w:rPr>
+          <w:sz w:val="22"/>
+          <w:szCs w:val="22"/>
+        </w:rPr>
+        <w:t xml:space="preserve"> поиска индекса максимального элемента.</w:t>
+      </w:r>
+    </w:p>
+    <w:p>
+      <w:pPr>
+        <w:jc w:val="both"/>
+        <w:rPr>
+          <w:sz w:val="22"/>
+          <w:szCs w:val="22"/>
         </w:rPr>
       </w:pPr>
       <w:r>
@@ -2125,63 +2655,12 @@
           <w:szCs w:val="22"/>
         </w:rPr>
         <w:lastRenderedPageBreak/>
-        <w:t xml:space="preserve">Первый блок - </w:t>
-      </w:r>
-      <w:r>
-        <w:rPr>
-          <w:sz w:val="22"/>
-          <w:szCs w:val="22"/>
-          <w:u w:val="single"/>
-          <w:lang w:val="en-US"/>
-        </w:rPr>
-        <w:t>                                            </w:t>
-      </w:r>
-      <w:r>
-        <w:rPr>
-          <w:sz w:val="22"/>
-          <w:szCs w:val="22"/>
-        </w:rPr>
-        <w:t xml:space="preserve">- решает задачу </w:t>
-      </w:r>
-      <w:r>
-        <w:rPr>
-          <w:sz w:val="22"/>
-          <w:szCs w:val="22"/>
-          <w:u w:val="single"/>
-        </w:rPr>
-        <w:t> </w:t>
-      </w:r>
-      <w:r>
-        <w:rPr>
-          <w:sz w:val="22"/>
-          <w:szCs w:val="22"/>
-          <w:u w:val="single"/>
-          <w:lang w:val="en-US"/>
-        </w:rPr>
-        <w:t>         </w:t>
-      </w:r>
-      <w:r>
-        <w:rPr>
-          <w:sz w:val="22"/>
-          <w:szCs w:val="22"/>
-          <w:u w:val="single"/>
-        </w:rPr>
-        <w:t>                      </w:t>
-      </w:r>
-      <w:r>
-        <w:rPr>
-          <w:sz w:val="22"/>
-          <w:szCs w:val="22"/>
-          <w:u w:val="single"/>
-          <w:lang w:val="en-US"/>
-        </w:rPr>
-        <w:t> </w:t>
-      </w:r>
-      <w:r>
-        <w:rPr>
-          <w:sz w:val="22"/>
-          <w:szCs w:val="22"/>
-          <w:u w:val="single"/>
+        <w:t>Каждый нейрон слоя Хемминга вычисляет</w:t>
+      </w:r>
+      <w:r>
+        <w:rPr>
+          <w:sz w:val="22"/>
+          <w:szCs w:val="22"/>
         </w:rPr>
         <w:t xml:space="preserve"> </w:t>
       </w:r>
@@ -2189,250 +2668,61 @@
         <w:rPr>
           <w:sz w:val="22"/>
           <w:szCs w:val="22"/>
-          <w:u w:val="single"/>
-          <w:lang w:val="en-US"/>
-        </w:rPr>
-        <w:t>                            </w:t>
-      </w:r>
-      <w:r>
-        <w:rPr>
-          <w:sz w:val="22"/>
-          <w:szCs w:val="22"/>
-          <w:u w:val="single"/>
-        </w:rPr>
-        <w:t xml:space="preserve"> </w:t>
-      </w:r>
-      <w:r>
-        <w:rPr>
-          <w:sz w:val="22"/>
-          <w:szCs w:val="22"/>
-          <w:u w:val="single"/>
-          <w:lang w:val="en-US"/>
-        </w:rPr>
-        <w:t>      </w:t>
-      </w:r>
-      <w:r>
-        <w:rPr>
-          <w:sz w:val="22"/>
-          <w:szCs w:val="22"/>
-          <w:u w:val="single"/>
-        </w:rPr>
-        <w:t>                           </w:t>
-      </w:r>
-      <w:r>
-        <w:rPr>
-          <w:sz w:val="22"/>
-          <w:szCs w:val="22"/>
-          <w:u w:val="single"/>
-          <w:lang w:val="en-US"/>
-        </w:rPr>
-        <w:t>             </w:t>
-      </w:r>
-      <w:r>
-        <w:rPr>
-          <w:sz w:val="22"/>
-          <w:szCs w:val="22"/>
-          <w:u w:val="single"/>
-        </w:rPr>
-        <w:t>                                                       </w:t>
-      </w:r>
-      <w:r>
-        <w:rPr>
-          <w:sz w:val="22"/>
-          <w:szCs w:val="22"/>
-        </w:rPr>
-        <w:t xml:space="preserve">, второй - </w:t>
-      </w:r>
-      <w:r>
-        <w:rPr>
-          <w:sz w:val="22"/>
-          <w:szCs w:val="22"/>
-          <w:u w:val="single"/>
-          <w:lang w:val="en-US"/>
-        </w:rPr>
-        <w:t>  </w:t>
-      </w:r>
-      <w:r>
-        <w:rPr>
-          <w:sz w:val="22"/>
-          <w:szCs w:val="22"/>
-          <w:u w:val="single"/>
-        </w:rPr>
-        <w:t>              </w:t>
-      </w:r>
-      <w:r>
-        <w:rPr>
-          <w:sz w:val="22"/>
-          <w:szCs w:val="22"/>
-          <w:u w:val="single"/>
-          <w:lang w:val="en-US"/>
-        </w:rPr>
-        <w:t>       </w:t>
-      </w:r>
-      <w:r>
-        <w:rPr>
-          <w:sz w:val="22"/>
-          <w:szCs w:val="22"/>
-          <w:u w:val="single"/>
-        </w:rPr>
-        <w:t xml:space="preserve"> </w:t>
-      </w:r>
-      <w:r>
-        <w:rPr>
-          <w:sz w:val="22"/>
-          <w:szCs w:val="22"/>
-          <w:u w:val="single"/>
-          <w:lang w:val="en-US"/>
-        </w:rPr>
-        <w:t>                   </w:t>
-      </w:r>
-      <w:r>
-        <w:rPr>
-          <w:sz w:val="22"/>
-          <w:szCs w:val="22"/>
-        </w:rPr>
-        <w:t xml:space="preserve">- решает задачу </w:t>
-      </w:r>
-      <w:r>
-        <w:rPr>
-          <w:sz w:val="22"/>
-          <w:szCs w:val="22"/>
-          <w:u w:val="single"/>
-        </w:rPr>
-        <w:t> </w:t>
-      </w:r>
-      <w:r>
-        <w:rPr>
-          <w:sz w:val="22"/>
-          <w:szCs w:val="22"/>
-          <w:u w:val="single"/>
-          <w:lang w:val="en-US"/>
-        </w:rPr>
-        <w:t>                                 </w:t>
-      </w:r>
-      <w:r>
-        <w:rPr>
-          <w:sz w:val="22"/>
-          <w:szCs w:val="22"/>
-          <w:u w:val="single"/>
-        </w:rPr>
-        <w:t>     </w:t>
-      </w:r>
-      <w:r>
-        <w:rPr>
-          <w:sz w:val="22"/>
-          <w:szCs w:val="22"/>
-          <w:u w:val="single"/>
-          <w:lang w:val="en-US"/>
-        </w:rPr>
-        <w:t>     </w:t>
-      </w:r>
-      <w:r>
-        <w:rPr>
-          <w:sz w:val="22"/>
-          <w:szCs w:val="22"/>
-          <w:u w:val="single"/>
-        </w:rPr>
-        <w:t xml:space="preserve">  </w:t>
-      </w:r>
-      <w:r>
-        <w:rPr>
-          <w:sz w:val="22"/>
-          <w:szCs w:val="22"/>
-          <w:u w:val="single"/>
-          <w:lang w:val="en-US"/>
-        </w:rPr>
-        <w:t>      </w:t>
-      </w:r>
-      <w:r>
-        <w:rPr>
-          <w:sz w:val="22"/>
-          <w:szCs w:val="22"/>
-          <w:u w:val="single"/>
-        </w:rPr>
-        <w:t>                           </w:t>
-      </w:r>
-      <w:r>
-        <w:rPr>
-          <w:sz w:val="22"/>
-          <w:szCs w:val="22"/>
-          <w:u w:val="single"/>
-          <w:lang w:val="en-US"/>
-        </w:rPr>
-        <w:t>             </w:t>
-      </w:r>
-      <w:r>
-        <w:rPr>
-          <w:sz w:val="22"/>
-          <w:szCs w:val="22"/>
-          <w:u w:val="single"/>
-        </w:rPr>
-        <w:t xml:space="preserve">                                                                                   .</w:t>
-      </w:r>
-    </w:p>
-    <w:p>
-      <w:pPr>
-        <w:jc w:val="both"/>
-        <w:rPr>
-          <w:sz w:val="22"/>
-          <w:szCs w:val="22"/>
-        </w:rPr>
-      </w:pPr>
-      <w:r>
-        <w:rPr>
-          <w:sz w:val="22"/>
-          <w:szCs w:val="22"/>
-        </w:rPr>
-        <w:t>Каждый нейрон слоя Хемминга вычисляет</w:t>
-      </w:r>
-      <w:r>
-        <w:rPr>
-          <w:sz w:val="22"/>
-          <w:szCs w:val="22"/>
-          <w:lang w:val="en-US"/>
-        </w:rPr>
-        <w:t> </w:t>
-      </w:r>
-      <w:r>
-        <w:rPr>
-          <w:sz w:val="22"/>
-          <w:szCs w:val="22"/>
-          <w:u w:val="single"/>
-        </w:rPr>
-        <w:t>   </w:t>
-      </w:r>
-      <w:r>
-        <w:rPr>
-          <w:sz w:val="22"/>
-          <w:szCs w:val="22"/>
-          <w:u w:val="single"/>
-          <w:lang w:val="en-US"/>
-        </w:rPr>
-        <w:t>                                    </w:t>
-      </w:r>
-      <w:r>
-        <w:rPr>
-          <w:sz w:val="22"/>
-          <w:szCs w:val="22"/>
-          <w:u w:val="single"/>
-        </w:rPr>
-        <w:t>                                                              .</w:t>
-      </w:r>
-      <w:r>
-        <w:rPr>
-          <w:sz w:val="22"/>
-          <w:szCs w:val="22"/>
-        </w:rPr>
-        <w:t xml:space="preserve"> Максимальное значение выходов нейронов слоя Хемминга определяется </w:t>
-      </w:r>
-      <w:r>
-        <w:rPr>
+        </w:rPr>
+        <w:t>расстояни</w:t>
+      </w:r>
+      <w:r>
+        <w:rPr>
+          <w:sz w:val="22"/>
+          <w:szCs w:val="22"/>
+        </w:rPr>
+        <w:t>е</w:t>
+      </w:r>
+      <w:r>
+        <w:rPr>
+          <w:sz w:val="22"/>
+          <w:szCs w:val="22"/>
+        </w:rPr>
+        <w:t xml:space="preserve"> Хемминга между эталон</w:t>
+      </w:r>
+      <w:r>
+        <w:rPr>
+          <w:sz w:val="22"/>
+          <w:szCs w:val="22"/>
+        </w:rPr>
+        <w:t>ом</w:t>
+      </w:r>
+      <w:r>
+        <w:rPr>
+          <w:sz w:val="22"/>
+          <w:szCs w:val="22"/>
+        </w:rPr>
+        <w:t xml:space="preserve"> и входным образцом</w:t>
+      </w:r>
+      <w:r>
+        <w:rPr>
+          <w:sz w:val="22"/>
+          <w:szCs w:val="22"/>
+        </w:rPr>
+        <w:t xml:space="preserve">. </w:t>
+      </w:r>
+      <w:r>
+        <w:rPr>
+          <w:sz w:val="22"/>
+          <w:szCs w:val="22"/>
+        </w:rPr>
+        <w:t xml:space="preserve">Максимальное значение выходов нейронов слоя Хемминга определяется </w:t>
+      </w:r>
+      <w:r>
+        <w:rPr>
+          <w:b/>
+          <w:bCs/>
           <w:i/>
           <w:iCs/>
           <w:sz w:val="22"/>
           <w:szCs w:val="22"/>
         </w:rPr>
-        <w:t>числом классов / максимальным расстоянием по Хеммингу между эталонными представителями / размерностью входного вектора признаков</w:t>
+        <w:t>максимальным расстоянием по Хеммингу между эталонными представителями</w:t>
       </w:r>
       <w:r>
         <w:rPr>
@@ -2440,9 +2730,8 @@
           <w:iCs/>
           <w:sz w:val="22"/>
           <w:szCs w:val="22"/>
-          <w:lang w:val="en-US"/>
-        </w:rPr>
-        <w:t> </w:t>
+        </w:rPr>
+        <w:t xml:space="preserve">, </w:t>
       </w:r>
       <w:r>
         <w:rPr>
@@ -2451,7 +2740,7 @@
           <w:sz w:val="22"/>
           <w:szCs w:val="22"/>
         </w:rPr>
-        <w:t>/</w:t>
+        <w:t>размерностью входного вектора признаков</w:t>
       </w:r>
       <w:r>
         <w:rPr>
@@ -2459,9 +2748,8 @@
           <w:iCs/>
           <w:sz w:val="22"/>
           <w:szCs w:val="22"/>
-          <w:lang w:val="en-US"/>
-        </w:rPr>
-        <w:t> </w:t>
+        </w:rPr>
+        <w:t xml:space="preserve">, </w:t>
       </w:r>
       <w:r>
         <w:rPr>
@@ -2492,22 +2780,30 @@
           <w:sz w:val="22"/>
           <w:szCs w:val="22"/>
         </w:rPr>
-        <w:t> / </w:t>
-      </w:r>
-      <w:r>
-        <w:rPr>
-          <w:i/>
-          <w:sz w:val="22"/>
-          <w:szCs w:val="22"/>
-        </w:rPr>
-        <w:t>теряет</w:t>
-      </w:r>
-      <w:r>
-        <w:rPr>
-          <w:sz w:val="22"/>
-          <w:szCs w:val="22"/>
-        </w:rPr>
-        <w:t xml:space="preserve"> способность решать свою задачу. При </w:t>
+        <w:t xml:space="preserve"> способность решать свою задачу</w:t>
+      </w:r>
+      <w:r>
+        <w:rPr>
+          <w:sz w:val="22"/>
+          <w:szCs w:val="22"/>
+        </w:rPr>
+        <w:t xml:space="preserve"> </w:t>
+      </w:r>
+      <w:r>
+        <w:rPr>
+          <w:b/>
+          <w:bCs/>
+          <w:sz w:val="22"/>
+          <w:szCs w:val="22"/>
+        </w:rPr>
+        <w:t>при малом количестве классов</w:t>
+      </w:r>
+      <w:r>
+        <w:rPr>
+          <w:sz w:val="22"/>
+          <w:szCs w:val="22"/>
+        </w:rPr>
+        <w:t xml:space="preserve">. При </w:t>
       </w:r>
       <w:r>
         <w:rPr>
@@ -2531,7 +2827,7 @@
           <w:sz w:val="22"/>
           <w:szCs w:val="22"/>
         </w:rPr>
-        <w:t xml:space="preserve">может не </w:t>
+        <w:t xml:space="preserve">может всегда </w:t>
       </w:r>
       <w:r>
         <w:rPr>
@@ -2539,14 +2835,14 @@
           <w:sz w:val="22"/>
           <w:szCs w:val="22"/>
         </w:rPr>
-        <w:t>терять</w:t>
-      </w:r>
-      <w:r>
-        <w:rPr>
-          <w:sz w:val="22"/>
-          <w:szCs w:val="22"/>
-        </w:rPr>
-        <w:t> / </w:t>
+        <w:t>теряет</w:t>
+      </w:r>
+      <w:r>
+        <w:rPr>
+          <w:sz w:val="22"/>
+          <w:szCs w:val="22"/>
+        </w:rPr>
+        <w:t xml:space="preserve"> способность решать свою задачу. Все входные каналы </w:t>
       </w:r>
       <w:r>
         <w:rPr>
@@ -2555,22 +2851,14 @@
           <w:sz w:val="22"/>
           <w:szCs w:val="22"/>
         </w:rPr>
-        <w:t xml:space="preserve">всегда </w:t>
-      </w:r>
-      <w:r>
-        <w:rPr>
-          <w:i/>
-          <w:sz w:val="22"/>
-          <w:szCs w:val="22"/>
-        </w:rPr>
-        <w:t>теряет</w:t>
-      </w:r>
-      <w:r>
-        <w:rPr>
-          <w:sz w:val="22"/>
-          <w:szCs w:val="22"/>
-        </w:rPr>
-        <w:t xml:space="preserve"> способность решать свою задачу. Все входные каналы </w:t>
+        <w:t>одинаково</w:t>
+      </w:r>
+      <w:r>
+        <w:rPr>
+          <w:sz w:val="22"/>
+          <w:szCs w:val="22"/>
+        </w:rPr>
+        <w:t xml:space="preserve"> чувствительны к разрыву. Все коэффициенты слоя Хемминга </w:t>
       </w:r>
       <w:r>
         <w:rPr>
@@ -2579,14 +2867,126 @@
           <w:sz w:val="22"/>
           <w:szCs w:val="22"/>
         </w:rPr>
-        <w:t>одинаково / не одинаково</w:t>
-      </w:r>
-      <w:r>
-        <w:rPr>
-          <w:sz w:val="22"/>
-          <w:szCs w:val="22"/>
-        </w:rPr>
-        <w:t xml:space="preserve"> чувствительны к разрыву. Все коэффициенты слоя Хемминга </w:t>
+        <w:t>не одинаково</w:t>
+      </w:r>
+      <w:r>
+        <w:rPr>
+          <w:sz w:val="22"/>
+          <w:szCs w:val="22"/>
+        </w:rPr>
+        <w:t xml:space="preserve"> чувствительны к шуму.</w:t>
+      </w:r>
+    </w:p>
+    <w:p>
+      <w:pPr>
+        <w:jc w:val="both"/>
+        <w:rPr>
+          <w:sz w:val="22"/>
+          <w:szCs w:val="22"/>
+        </w:rPr>
+      </w:pPr>
+      <w:r>
+        <w:rPr>
+          <w:sz w:val="22"/>
+          <w:szCs w:val="22"/>
+        </w:rPr>
+        <w:t xml:space="preserve">Число нейронов рекуррентной сети </w:t>
+      </w:r>
+      <w:r>
+        <w:rPr>
+          <w:sz w:val="22"/>
+          <w:szCs w:val="22"/>
+          <w:lang w:val="en-US"/>
+        </w:rPr>
+        <w:t>MAXNET</w:t>
+      </w:r>
+      <w:r>
+        <w:rPr>
+          <w:sz w:val="22"/>
+          <w:szCs w:val="22"/>
+        </w:rPr>
+        <w:t xml:space="preserve"> определяетс</w:t>
+      </w:r>
+      <w:r>
+        <w:rPr>
+          <w:sz w:val="22"/>
+          <w:szCs w:val="22"/>
+        </w:rPr>
+        <w:t>я числом эталонных классов.</w:t>
+      </w:r>
+      <w:r>
+        <w:rPr>
+          <w:sz w:val="22"/>
+          <w:szCs w:val="22"/>
+        </w:rPr>
+        <w:t xml:space="preserve"> Весовые </w:t>
+      </w:r>
+      <w:r>
+        <w:rPr>
+          <w:sz w:val="22"/>
+          <w:szCs w:val="22"/>
+        </w:rPr>
+        <w:t>коэффициенты нейронов</w:t>
+      </w:r>
+      <w:r>
+        <w:rPr>
+          <w:sz w:val="22"/>
+          <w:szCs w:val="22"/>
+        </w:rPr>
+        <w:t xml:space="preserve"> рекуррентной </w:t>
+      </w:r>
+      <w:r>
+        <w:rPr>
+          <w:sz w:val="22"/>
+          <w:szCs w:val="22"/>
+          <w:lang w:val="en-US"/>
+        </w:rPr>
+        <w:t>MAXNET</w:t>
+      </w:r>
+      <w:r>
+        <w:rPr>
+          <w:sz w:val="22"/>
+          <w:szCs w:val="22"/>
+        </w:rPr>
+        <w:t xml:space="preserve"> </w:t>
+      </w:r>
+      <w:r>
+        <w:rPr>
+          <w:i/>
+          <w:sz w:val="22"/>
+          <w:szCs w:val="22"/>
+        </w:rPr>
+        <w:t>не зависят</w:t>
+      </w:r>
+      <w:r>
+        <w:rPr>
+          <w:sz w:val="22"/>
+          <w:szCs w:val="22"/>
+        </w:rPr>
+        <w:t xml:space="preserve"> от эталонных объектов</w:t>
+      </w:r>
+      <w:r>
+        <w:rPr>
+          <w:sz w:val="22"/>
+          <w:szCs w:val="22"/>
+        </w:rPr>
+        <w:t xml:space="preserve">, </w:t>
+      </w:r>
+      <w:r>
+        <w:rPr>
+          <w:b/>
+          <w:bCs/>
+          <w:sz w:val="22"/>
+          <w:szCs w:val="22"/>
+        </w:rPr>
+        <w:t>но зависят от их числа</w:t>
+      </w:r>
+      <w:r>
+        <w:rPr>
+          <w:sz w:val="22"/>
+          <w:szCs w:val="22"/>
+        </w:rPr>
+        <w:t xml:space="preserve">. Максимальное значение параметра ε зависит от </w:t>
       </w:r>
       <w:r>
         <w:rPr>
@@ -2595,129 +2995,25 @@
           <w:sz w:val="22"/>
           <w:szCs w:val="22"/>
         </w:rPr>
-        <w:t>одинаково / не одинаково</w:t>
-      </w:r>
-      <w:r>
-        <w:rPr>
-          <w:sz w:val="22"/>
-          <w:szCs w:val="22"/>
-        </w:rPr>
-        <w:t xml:space="preserve"> чувствительны к шуму.</w:t>
-      </w:r>
-    </w:p>
-    <w:p>
-      <w:pPr>
-        <w:jc w:val="both"/>
-        <w:rPr>
-          <w:sz w:val="22"/>
-          <w:szCs w:val="22"/>
-        </w:rPr>
-      </w:pPr>
-      <w:r>
-        <w:rPr>
-          <w:sz w:val="22"/>
-          <w:szCs w:val="22"/>
-        </w:rPr>
-        <w:t xml:space="preserve">Число нейронов рекуррентной сети </w:t>
-      </w:r>
-      <w:r>
-        <w:rPr>
-          <w:sz w:val="22"/>
-          <w:szCs w:val="22"/>
-          <w:lang w:val="en-US"/>
-        </w:rPr>
-        <w:t>MAXNET</w:t>
-      </w:r>
-      <w:r>
-        <w:rPr>
-          <w:sz w:val="22"/>
-          <w:szCs w:val="22"/>
-        </w:rPr>
-        <w:t xml:space="preserve"> определяется </w:t>
-      </w:r>
-      <w:r>
-        <w:rPr>
-          <w:sz w:val="22"/>
-          <w:szCs w:val="22"/>
-          <w:u w:val="single"/>
-        </w:rPr>
-        <w:t>                       </w:t>
-      </w:r>
-      <w:r>
-        <w:rPr>
-          <w:sz w:val="22"/>
-          <w:szCs w:val="22"/>
-        </w:rPr>
-        <w:t xml:space="preserve"> </w:t>
-      </w:r>
-      <w:r>
-        <w:rPr>
-          <w:sz w:val="22"/>
-          <w:szCs w:val="22"/>
-          <w:u w:val="single"/>
-        </w:rPr>
-        <w:t>                                       .</w:t>
-      </w:r>
-      <w:r>
-        <w:rPr>
-          <w:sz w:val="22"/>
-          <w:szCs w:val="22"/>
-        </w:rPr>
-        <w:t xml:space="preserve"> Весовые коэффициенты  нейронов рекуррентной </w:t>
-      </w:r>
-      <w:r>
-        <w:rPr>
-          <w:sz w:val="22"/>
-          <w:szCs w:val="22"/>
-          <w:lang w:val="en-US"/>
-        </w:rPr>
-        <w:t>MAXNET</w:t>
-      </w:r>
-      <w:r>
-        <w:rPr>
-          <w:sz w:val="22"/>
-          <w:szCs w:val="22"/>
-        </w:rPr>
-        <w:t xml:space="preserve"> </w:t>
-      </w:r>
-      <w:r>
-        <w:rPr>
-          <w:i/>
-          <w:sz w:val="22"/>
-          <w:szCs w:val="22"/>
-        </w:rPr>
-        <w:t xml:space="preserve">зависят </w:t>
-      </w:r>
-      <w:r>
-        <w:rPr>
-          <w:sz w:val="22"/>
-          <w:szCs w:val="22"/>
-        </w:rPr>
-        <w:t xml:space="preserve">/ </w:t>
-      </w:r>
-      <w:r>
-        <w:rPr>
-          <w:i/>
-          <w:sz w:val="22"/>
-          <w:szCs w:val="22"/>
-        </w:rPr>
-        <w:t>не зависят</w:t>
-      </w:r>
-      <w:r>
-        <w:rPr>
-          <w:sz w:val="22"/>
-          <w:szCs w:val="22"/>
-        </w:rPr>
-        <w:t xml:space="preserve"> от эталонных объектов. Максимальное значение параметра ε зависит от </w:t>
-      </w:r>
-      <w:r>
-        <w:rPr>
+        <w:t>числа классов</w:t>
+      </w:r>
+      <w:r>
+        <w:rPr>
+          <w:sz w:val="22"/>
+          <w:szCs w:val="22"/>
+        </w:rPr>
+        <w:t xml:space="preserve">. Число тактов сходимости зависит от </w:t>
+      </w:r>
+      <w:r>
+        <w:rPr>
+          <w:b/>
+          <w:bCs/>
           <w:i/>
           <w:iCs/>
           <w:sz w:val="22"/>
           <w:szCs w:val="22"/>
         </w:rPr>
-        <w:t>числа классов / максимального расстояния по Хеммингу между эталонными представителями / размерности входного вектора признаков</w:t>
+        <w:t>параметра ε</w:t>
       </w:r>
       <w:r>
         <w:rPr>
@@ -2725,9 +3021,8 @@
           <w:iCs/>
           <w:sz w:val="22"/>
           <w:szCs w:val="22"/>
-          <w:lang w:val="en-US"/>
-        </w:rPr>
-        <w:t> </w:t>
+        </w:rPr>
+        <w:t xml:space="preserve">, </w:t>
       </w:r>
       <w:r>
         <w:rPr>
@@ -2736,7 +3031,7 @@
           <w:sz w:val="22"/>
           <w:szCs w:val="22"/>
         </w:rPr>
-        <w:t>/</w:t>
+        <w:t>числа классов</w:t>
       </w:r>
       <w:r>
         <w:rPr>
@@ -2744,9 +3039,8 @@
           <w:iCs/>
           <w:sz w:val="22"/>
           <w:szCs w:val="22"/>
-          <w:lang w:val="en-US"/>
-        </w:rPr>
-        <w:t> </w:t>
+        </w:rPr>
+        <w:t xml:space="preserve"> (</w:t>
       </w:r>
       <w:r>
         <w:rPr>
@@ -2755,14 +3049,7 @@
           <w:sz w:val="22"/>
           <w:szCs w:val="22"/>
         </w:rPr>
-        <w:t>значения входного вектора признаков</w:t>
-      </w:r>
-      <w:r>
-        <w:rPr>
-          <w:sz w:val="22"/>
-          <w:szCs w:val="22"/>
-        </w:rPr>
-        <w:t xml:space="preserve">. Число тактов сходимости зависит от </w:t>
+        <w:t>косвенно как ограничитель)</w:t>
       </w:r>
       <w:r>
         <w:rPr>
@@ -2771,14 +3058,7 @@
           <w:sz w:val="22"/>
           <w:szCs w:val="22"/>
         </w:rPr>
-        <w:t>параметра ε </w:t>
-      </w:r>
-      <w:r>
-        <w:rPr>
-          <w:sz w:val="22"/>
-          <w:szCs w:val="22"/>
-        </w:rPr>
-        <w:t>/ </w:t>
+        <w:t xml:space="preserve">, </w:t>
       </w:r>
       <w:r>
         <w:rPr>
@@ -2787,7 +3067,7 @@
           <w:sz w:val="22"/>
           <w:szCs w:val="22"/>
         </w:rPr>
-        <w:t>числа классов / максимального расстояния по Хеммингу между эталонными представителями / размерности входного вектора признаков</w:t>
+        <w:t>максимального расстояния по Хеммингу между эталонными представителями</w:t>
       </w:r>
       <w:r>
         <w:rPr>
@@ -2795,9 +3075,8 @@
           <w:iCs/>
           <w:sz w:val="22"/>
           <w:szCs w:val="22"/>
-          <w:lang w:val="en-US"/>
-        </w:rPr>
-        <w:t> </w:t>
+        </w:rPr>
+        <w:t>,</w:t>
       </w:r>
       <w:r>
         <w:rPr>
@@ -2806,7 +3085,7 @@
           <w:sz w:val="22"/>
           <w:szCs w:val="22"/>
         </w:rPr>
-        <w:t>/</w:t>
+        <w:t xml:space="preserve"> размерности входного вектора признаков</w:t>
       </w:r>
       <w:r>
         <w:rPr>
@@ -2825,10 +3104,38 @@
           <w:sz w:val="22"/>
           <w:szCs w:val="22"/>
         </w:rPr>
+        <w:t>и</w:t>
+      </w:r>
+      <w:r>
+        <w:rPr>
+          <w:i/>
+          <w:iCs/>
+          <w:sz w:val="22"/>
+          <w:szCs w:val="22"/>
+          <w:lang w:val="en-US"/>
+        </w:rPr>
+        <w:t> </w:t>
+      </w:r>
+      <w:r>
+        <w:rPr>
+          <w:i/>
+          <w:iCs/>
+          <w:sz w:val="22"/>
+          <w:szCs w:val="22"/>
+        </w:rPr>
         <w:t>значения входного вектора признаков</w:t>
       </w:r>
       <w:r>
         <w:rPr>
+          <w:i/>
+          <w:iCs/>
+          <w:sz w:val="22"/>
+          <w:szCs w:val="22"/>
+        </w:rPr>
+        <w:t xml:space="preserve"> (косвенно так как они меняют расстояние Хемминга)</w:t>
+      </w:r>
+      <w:r>
+        <w:rPr>
           <w:sz w:val="22"/>
           <w:szCs w:val="22"/>
         </w:rPr>
@@ -2863,22 +3170,21 @@
           <w:sz w:val="22"/>
           <w:szCs w:val="22"/>
         </w:rPr>
-        <w:t xml:space="preserve"> прямого распространения определяется </w:t>
-      </w:r>
-      <w:r>
-        <w:rPr>
-          <w:sz w:val="22"/>
-          <w:szCs w:val="22"/>
-          <w:u w:val="single"/>
-        </w:rPr>
-        <w:t>                                                                                       .</w:t>
-      </w:r>
-      <w:r>
-        <w:rPr>
-          <w:sz w:val="22"/>
-          <w:szCs w:val="22"/>
-        </w:rPr>
-        <w:t xml:space="preserve"> Весовые коэффициенты нейронов </w:t>
+        <w:t xml:space="preserve"> прямого распространения определяетс</w:t>
+      </w:r>
+      <w:r>
+        <w:rPr>
+          <w:sz w:val="22"/>
+          <w:szCs w:val="22"/>
+        </w:rPr>
+        <w:t xml:space="preserve">я числом эталонных классов. </w:t>
+      </w:r>
+      <w:r>
+        <w:rPr>
+          <w:sz w:val="22"/>
+          <w:szCs w:val="22"/>
+        </w:rPr>
+        <w:t xml:space="preserve">Весовые коэффициенты нейронов </w:t>
       </w:r>
       <w:r>
         <w:rPr>
@@ -2901,45 +3207,40 @@
           <w:sz w:val="22"/>
           <w:szCs w:val="22"/>
         </w:rPr>
-        <w:t xml:space="preserve">зависят </w:t>
-      </w:r>
-      <w:r>
-        <w:rPr>
-          <w:sz w:val="22"/>
-          <w:szCs w:val="22"/>
-        </w:rPr>
-        <w:t xml:space="preserve">/ </w:t>
-      </w:r>
-      <w:r>
-        <w:rPr>
+        <w:t>не зависят</w:t>
+      </w:r>
+      <w:r>
+        <w:rPr>
+          <w:sz w:val="22"/>
+          <w:szCs w:val="22"/>
+        </w:rPr>
+        <w:t xml:space="preserve"> от эталонных объектов.</w:t>
+      </w:r>
+    </w:p>
+    <w:p>
+      <w:pPr>
+        <w:jc w:val="both"/>
+        <w:rPr>
+          <w:sz w:val="22"/>
+          <w:szCs w:val="22"/>
+        </w:rPr>
+      </w:pPr>
+      <w:r>
+        <w:rPr>
+          <w:sz w:val="22"/>
+          <w:szCs w:val="22"/>
+        </w:rPr>
+        <w:t xml:space="preserve">Критерием оптимальности отнесения объекта к какому-либо классу является максимум </w:t>
+      </w:r>
+      <w:r>
+        <w:rPr>
+          <w:b/>
+          <w:bCs/>
           <w:i/>
           <w:sz w:val="22"/>
           <w:szCs w:val="22"/>
         </w:rPr>
-        <w:t>не зависят</w:t>
-      </w:r>
-      <w:r>
-        <w:rPr>
-          <w:sz w:val="22"/>
-          <w:szCs w:val="22"/>
-        </w:rPr>
-        <w:t xml:space="preserve"> от эталонных объектов.</w:t>
-      </w:r>
-    </w:p>
-    <w:p>
-      <w:pPr>
-        <w:jc w:val="both"/>
-        <w:rPr>
-          <w:sz w:val="22"/>
-          <w:szCs w:val="22"/>
-        </w:rPr>
-      </w:pPr>
-      <w:r>
-        <w:rPr>
-          <w:sz w:val="22"/>
-          <w:szCs w:val="22"/>
-        </w:rPr>
-        <w:t xml:space="preserve">Критерием оптимальности отнесения объекта к какому-либо классу является максимум </w:t>
+        <w:t>потенциала нейрона слоя Хемминга</w:t>
       </w:r>
       <w:r>
         <w:rPr>
@@ -2947,7 +3248,23 @@
           <w:sz w:val="22"/>
           <w:szCs w:val="22"/>
         </w:rPr>
-        <w:t>расстояния по Хеммингу / потенциала нейрона слоя Хемминга / скалярного произведения векторов объекта и эталона</w:t>
+        <w:t xml:space="preserve">, </w:t>
+      </w:r>
+      <w:r>
+        <w:rPr>
+          <w:i/>
+          <w:sz w:val="22"/>
+          <w:szCs w:val="22"/>
+        </w:rPr>
+        <w:t>скалярного произведения векторов объекта и эталона</w:t>
+      </w:r>
+      <w:r>
+        <w:rPr>
+          <w:i/>
+          <w:sz w:val="22"/>
+          <w:szCs w:val="22"/>
+        </w:rPr>
+        <w:t xml:space="preserve"> (одно и то же с точностью до байеса)</w:t>
       </w:r>
       <w:r>
         <w:rPr>
@@ -2970,7 +3287,30 @@
           <w:sz w:val="22"/>
           <w:szCs w:val="22"/>
         </w:rPr>
-        <w:t>расстояния по Хеммингу / потенциала нейрона слоя Хемминга /</w:t>
+        <w:t>расстояния по Хеммингу</w:t>
+      </w:r>
+      <w:r>
+        <w:rPr>
+          <w:sz w:val="22"/>
+          <w:szCs w:val="22"/>
+        </w:rPr>
+        <w:t xml:space="preserve">. Весовые </w:t>
+      </w:r>
+      <w:proofErr w:type="gramStart"/>
+      <w:r>
+        <w:rPr>
+          <w:sz w:val="22"/>
+          <w:szCs w:val="22"/>
+        </w:rPr>
+        <w:t>коэффициенты  нейронов</w:t>
+      </w:r>
+      <w:proofErr w:type="gramEnd"/>
+      <w:r>
+        <w:rPr>
+          <w:sz w:val="22"/>
+          <w:szCs w:val="22"/>
+        </w:rPr>
+        <w:t xml:space="preserve"> слоя Хемминга </w:t>
       </w:r>
       <w:r>
         <w:rPr>
@@ -2978,22 +3318,6 @@
           <w:sz w:val="22"/>
           <w:szCs w:val="22"/>
         </w:rPr>
-        <w:br/>
-        <w:t>скалярного произведения векторов объекта и эталона</w:t>
-      </w:r>
-      <w:r>
-        <w:rPr>
-          <w:sz w:val="22"/>
-          <w:szCs w:val="22"/>
-        </w:rPr>
-        <w:t xml:space="preserve">. Весовые коэффициенты  нейронов слоя Хемминга </w:t>
-      </w:r>
-      <w:r>
-        <w:rPr>
-          <w:i/>
-          <w:sz w:val="22"/>
-          <w:szCs w:val="22"/>
-        </w:rPr>
         <w:t xml:space="preserve">зависят </w:t>
       </w:r>
       <w:r>
@@ -3001,22 +3325,7 @@
           <w:sz w:val="22"/>
           <w:szCs w:val="22"/>
         </w:rPr>
-        <w:t xml:space="preserve">/ </w:t>
-      </w:r>
-      <w:r>
-        <w:rPr>
-          <w:i/>
-          <w:sz w:val="22"/>
-          <w:szCs w:val="22"/>
-        </w:rPr>
-        <w:t>не зависят</w:t>
-      </w:r>
-      <w:r>
-        <w:rPr>
-          <w:sz w:val="22"/>
-          <w:szCs w:val="22"/>
-        </w:rPr>
-        <w:t xml:space="preserve"> от эталонных объектов. </w:t>
+        <w:t xml:space="preserve">от эталонных объектов. </w:t>
       </w:r>
     </w:p>
     <w:p>
@@ -3037,9 +3346,9 @@
       </w:pPr>
     </w:p>
     <w:sectPr>
-      <w:headerReference w:type="default" r:id="rId8"/>
-      <w:footerReference w:type="even" r:id="rId9"/>
-      <w:footerReference w:type="default" r:id="rId10"/>
+      <w:headerReference w:type="default" r:id="rId15"/>
+      <w:footerReference w:type="even" r:id="rId16"/>
+      <w:footerReference w:type="default" r:id="rId17"/>
       <w:pgSz w:w="8419" w:h="11906" w:orient="landscape" w:code="9"/>
       <w:pgMar w:top="851" w:right="567" w:bottom="567" w:left="567" w:header="709" w:footer="284" w:gutter="0"/>
       <w:cols w:space="708"/>
@@ -3050,7 +3359,7 @@
 </file>
 
 <file path=word/endnotes.xml><?xml version="1.0" encoding="utf-8"?>
-<w:endnotes xmlns:ve="http://schemas.openxmlformats.org/markup-compatibility/2006" xmlns:o="urn:schemas-microsoft-com:office:office" xmlns:r="http://schemas.openxmlformats.org/officeDocument/2006/relationships" xmlns:m="http://schemas.openxmlformats.org/officeDocument/2006/math" xmlns:v="urn:schemas-microsoft-com:vml" xmlns:wp="http://schemas.openxmlformats.org/drawingml/2006/wordprocessingDrawing" xmlns:w10="urn:schemas-microsoft-com:office:word" xmlns:w="http://schemas.openxmlformats.org/wordprocessingml/2006/main" xmlns:wne="http://schemas.microsoft.com/office/word/2006/wordml">
+<w:endnotes xmlns:wpc="http://schemas.microsoft.com/office/word/2010/wordprocessingCanvas" xmlns:cx="http://schemas.microsoft.com/office/drawing/2014/chartex" xmlns:cx1="http://schemas.microsoft.com/office/drawing/2015/9/8/chartex" xmlns:cx2="http://schemas.microsoft.com/office/drawing/2015/10/21/chartex" xmlns:cx3="http://schemas.microsoft.com/office/drawing/2016/5/9/chartex" xmlns:cx4="http://schemas.microsoft.com/office/drawing/2016/5/10/chartex" xmlns:cx5="http://schemas.microsoft.com/office/drawing/2016/5/11/chartex" xmlns:cx6="http://schemas.microsoft.com/office/drawing/2016/5/12/chartex" xmlns:cx7="http://schemas.microsoft.com/office/drawing/2016/5/13/chartex" xmlns:cx8="http://schemas.microsoft.com/office/drawing/2016/5/14/chartex" xmlns:mc="http://schemas.openxmlformats.org/markup-compatibility/2006" xmlns:aink="http://schemas.microsoft.com/office/drawing/2016/ink" xmlns:am3d="http://schemas.microsoft.com/office/drawing/2017/model3d" xmlns:o="urn:schemas-microsoft-com:office:office" xmlns:oel="http://schemas.microsoft.com/office/2019/extlst" xmlns:r="http://schemas.openxmlformats.org/officeDocument/2006/relationships" xmlns:m="http://schemas.openxmlformats.org/officeDocument/2006/math" xmlns:v="urn:schemas-microsoft-com:vml" xmlns:wp14="http://schemas.microsoft.com/office/word/2010/wordprocessingDrawing" xmlns:wp="http://schemas.openxmlformats.org/drawingml/2006/wordprocessingDrawing" xmlns:w10="urn:schemas-microsoft-com:office:word" xmlns:w="http://schemas.openxmlformats.org/wordprocessingml/2006/main" xmlns:w14="http://schemas.microsoft.com/office/word/2010/wordml" xmlns:w15="http://schemas.microsoft.com/office/word/2012/wordml" xmlns:w16cex="http://schemas.microsoft.com/office/word/2018/wordml/cex" xmlns:w16cid="http://schemas.microsoft.com/office/word/2016/wordml/cid" xmlns:w16="http://schemas.microsoft.com/office/word/2018/wordml" xmlns:w16du="http://schemas.microsoft.com/office/word/2023/wordml/word16du" xmlns:w16sdtdh="http://schemas.microsoft.com/office/word/2020/wordml/sdtdatahash" xmlns:w16sdtfl="http://schemas.microsoft.com/office/word/2024/wordml/sdtformatlock" xmlns:w16se="http://schemas.microsoft.com/office/word/2015/wordml/symex" xmlns:wpg="http://schemas.microsoft.com/office/word/2010/wordprocessingGroup" xmlns:wpi="http://schemas.microsoft.com/office/word/2010/wordprocessingInk" xmlns:wne="http://schemas.microsoft.com/office/word/2006/wordml" xmlns:wps="http://schemas.microsoft.com/office/word/2010/wordprocessingShape" mc:Ignorable="w14 w15 w16se w16cid w16 w16cex w16sdtdh w16sdtfl w16du wp14">
   <w:endnote w:type="separator" w:id="-1">
     <w:p>
       <w:r>
@@ -3069,37 +3378,37 @@
 </file>
 
 <file path=word/footer1.xml><?xml version="1.0" encoding="utf-8"?>
-<w:ftr xmlns:ve="http://schemas.openxmlformats.org/markup-compatibility/2006" xmlns:o="urn:schemas-microsoft-com:office:office" xmlns:r="http://schemas.openxmlformats.org/officeDocument/2006/relationships" xmlns:m="http://schemas.openxmlformats.org/officeDocument/2006/math" xmlns:v="urn:schemas-microsoft-com:vml" xmlns:wp="http://schemas.openxmlformats.org/drawingml/2006/wordprocessingDrawing" xmlns:w10="urn:schemas-microsoft-com:office:word" xmlns:w="http://schemas.openxmlformats.org/wordprocessingml/2006/main" xmlns:wne="http://schemas.microsoft.com/office/word/2006/wordml">
+<w:ftr xmlns:wpc="http://schemas.microsoft.com/office/word/2010/wordprocessingCanvas" xmlns:cx="http://schemas.microsoft.com/office/drawing/2014/chartex" xmlns:cx1="http://schemas.microsoft.com/office/drawing/2015/9/8/chartex" xmlns:cx2="http://schemas.microsoft.com/office/drawing/2015/10/21/chartex" xmlns:cx3="http://schemas.microsoft.com/office/drawing/2016/5/9/chartex" xmlns:cx4="http://schemas.microsoft.com/office/drawing/2016/5/10/chartex" xmlns:cx5="http://schemas.microsoft.com/office/drawing/2016/5/11/chartex" xmlns:cx6="http://schemas.microsoft.com/office/drawing/2016/5/12/chartex" xmlns:cx7="http://schemas.microsoft.com/office/drawing/2016/5/13/chartex" xmlns:cx8="http://schemas.microsoft.com/office/drawing/2016/5/14/chartex" xmlns:mc="http://schemas.openxmlformats.org/markup-compatibility/2006" xmlns:aink="http://schemas.microsoft.com/office/drawing/2016/ink" xmlns:am3d="http://schemas.microsoft.com/office/drawing/2017/model3d" xmlns:o="urn:schemas-microsoft-com:office:office" xmlns:oel="http://schemas.microsoft.com/office/2019/extlst" xmlns:r="http://schemas.openxmlformats.org/officeDocument/2006/relationships" xmlns:m="http://schemas.openxmlformats.org/officeDocument/2006/math" xmlns:v="urn:schemas-microsoft-com:vml" xmlns:wp14="http://schemas.microsoft.com/office/word/2010/wordprocessingDrawing" xmlns:wp="http://schemas.openxmlformats.org/drawingml/2006/wordprocessingDrawing" xmlns:w10="urn:schemas-microsoft-com:office:word" xmlns:w="http://schemas.openxmlformats.org/wordprocessingml/2006/main" xmlns:w14="http://schemas.microsoft.com/office/word/2010/wordml" xmlns:w15="http://schemas.microsoft.com/office/word/2012/wordml" xmlns:w16cex="http://schemas.microsoft.com/office/word/2018/wordml/cex" xmlns:w16cid="http://schemas.microsoft.com/office/word/2016/wordml/cid" xmlns:w16="http://schemas.microsoft.com/office/word/2018/wordml" xmlns:w16du="http://schemas.microsoft.com/office/word/2023/wordml/word16du" xmlns:w16sdtdh="http://schemas.microsoft.com/office/word/2020/wordml/sdtdatahash" xmlns:w16sdtfl="http://schemas.microsoft.com/office/word/2024/wordml/sdtformatlock" xmlns:w16se="http://schemas.microsoft.com/office/word/2015/wordml/symex" xmlns:wpg="http://schemas.microsoft.com/office/word/2010/wordprocessingGroup" xmlns:wpi="http://schemas.microsoft.com/office/word/2010/wordprocessingInk" xmlns:wne="http://schemas.microsoft.com/office/word/2006/wordml" xmlns:wps="http://schemas.microsoft.com/office/word/2010/wordprocessingShape" mc:Ignorable="w14 w15 w16se w16cid w16 w16cex w16sdtdh w16sdtfl w16du wp14">
   <w:p>
     <w:pPr>
-      <w:pStyle w:val="a4"/>
+      <w:pStyle w:val="Footer"/>
       <w:framePr w:wrap="around" w:vAnchor="text" w:hAnchor="margin" w:xAlign="inside" w:y="1"/>
       <w:rPr>
-        <w:rStyle w:val="a6"/>
+        <w:rStyle w:val="PageNumber"/>
       </w:rPr>
     </w:pPr>
     <w:r>
       <w:rPr>
-        <w:rStyle w:val="a6"/>
+        <w:rStyle w:val="PageNumber"/>
       </w:rPr>
       <w:fldChar w:fldCharType="begin"/>
     </w:r>
     <w:r>
       <w:rPr>
-        <w:rStyle w:val="a6"/>
+        <w:rStyle w:val="PageNumber"/>
       </w:rPr>
       <w:instrText xml:space="preserve">PAGE  </w:instrText>
     </w:r>
     <w:r>
       <w:rPr>
-        <w:rStyle w:val="a6"/>
+        <w:rStyle w:val="PageNumber"/>
       </w:rPr>
       <w:fldChar w:fldCharType="end"/>
     </w:r>
   </w:p>
   <w:p>
     <w:pPr>
-      <w:pStyle w:val="a4"/>
+      <w:pStyle w:val="Footer"/>
       <w:ind w:right="360" w:firstLine="360"/>
     </w:pPr>
   </w:p>
@@ -3107,40 +3416,40 @@
 </file>
 
 <file path=word/footer2.xml><?xml version="1.0" encoding="utf-8"?>
-<w:ftr xmlns:ve="http://schemas.openxmlformats.org/markup-compatibility/2006" xmlns:o="urn:schemas-microsoft-com:office:office" xmlns:r="http://schemas.openxmlformats.org/officeDocument/2006/relationships" xmlns:m="http://schemas.openxmlformats.org/officeDocument/2006/math" xmlns:v="urn:schemas-microsoft-com:vml" xmlns:wp="http://schemas.openxmlformats.org/drawingml/2006/wordprocessingDrawing" xmlns:w10="urn:schemas-microsoft-com:office:word" xmlns:w="http://schemas.openxmlformats.org/wordprocessingml/2006/main" xmlns:wne="http://schemas.microsoft.com/office/word/2006/wordml">
+<w:ftr xmlns:wpc="http://schemas.microsoft.com/office/word/2010/wordprocessingCanvas" xmlns:cx="http://schemas.microsoft.com/office/drawing/2014/chartex" xmlns:cx1="http://schemas.microsoft.com/office/drawing/2015/9/8/chartex" xmlns:cx2="http://schemas.microsoft.com/office/drawing/2015/10/21/chartex" xmlns:cx3="http://schemas.microsoft.com/office/drawing/2016/5/9/chartex" xmlns:cx4="http://schemas.microsoft.com/office/drawing/2016/5/10/chartex" xmlns:cx5="http://schemas.microsoft.com/office/drawing/2016/5/11/chartex" xmlns:cx6="http://schemas.microsoft.com/office/drawing/2016/5/12/chartex" xmlns:cx7="http://schemas.microsoft.com/office/drawing/2016/5/13/chartex" xmlns:cx8="http://schemas.microsoft.com/office/drawing/2016/5/14/chartex" xmlns:mc="http://schemas.openxmlformats.org/markup-compatibility/2006" xmlns:aink="http://schemas.microsoft.com/office/drawing/2016/ink" xmlns:am3d="http://schemas.microsoft.com/office/drawing/2017/model3d" xmlns:o="urn:schemas-microsoft-com:office:office" xmlns:oel="http://schemas.microsoft.com/office/2019/extlst" xmlns:r="http://schemas.openxmlformats.org/officeDocument/2006/relationships" xmlns:m="http://schemas.openxmlformats.org/officeDocument/2006/math" xmlns:v="urn:schemas-microsoft-com:vml" xmlns:wp14="http://schemas.microsoft.com/office/word/2010/wordprocessingDrawing" xmlns:wp="http://schemas.openxmlformats.org/drawingml/2006/wordprocessingDrawing" xmlns:w10="urn:schemas-microsoft-com:office:word" xmlns:w="http://schemas.openxmlformats.org/wordprocessingml/2006/main" xmlns:w14="http://schemas.microsoft.com/office/word/2010/wordml" xmlns:w15="http://schemas.microsoft.com/office/word/2012/wordml" xmlns:w16cex="http://schemas.microsoft.com/office/word/2018/wordml/cex" xmlns:w16cid="http://schemas.microsoft.com/office/word/2016/wordml/cid" xmlns:w16="http://schemas.microsoft.com/office/word/2018/wordml" xmlns:w16du="http://schemas.microsoft.com/office/word/2023/wordml/word16du" xmlns:w16sdtdh="http://schemas.microsoft.com/office/word/2020/wordml/sdtdatahash" xmlns:w16sdtfl="http://schemas.microsoft.com/office/word/2024/wordml/sdtformatlock" xmlns:w16se="http://schemas.microsoft.com/office/word/2015/wordml/symex" xmlns:wpg="http://schemas.microsoft.com/office/word/2010/wordprocessingGroup" xmlns:wpi="http://schemas.microsoft.com/office/word/2010/wordprocessingInk" xmlns:wne="http://schemas.microsoft.com/office/word/2006/wordml" xmlns:wps="http://schemas.microsoft.com/office/word/2010/wordprocessingShape" mc:Ignorable="w14 w15 w16se w16cid w16 w16cex w16sdtdh w16sdtfl w16du wp14">
   <w:p>
     <w:pPr>
-      <w:pStyle w:val="a4"/>
+      <w:pStyle w:val="Footer"/>
       <w:framePr w:wrap="around" w:vAnchor="text" w:hAnchor="margin" w:xAlign="inside" w:y="1"/>
       <w:rPr>
-        <w:rStyle w:val="a6"/>
+        <w:rStyle w:val="PageNumber"/>
         <w:sz w:val="20"/>
       </w:rPr>
     </w:pPr>
     <w:r>
       <w:rPr>
-        <w:rStyle w:val="a6"/>
+        <w:rStyle w:val="PageNumber"/>
         <w:sz w:val="20"/>
       </w:rPr>
       <w:fldChar w:fldCharType="begin"/>
     </w:r>
     <w:r>
       <w:rPr>
-        <w:rStyle w:val="a6"/>
+        <w:rStyle w:val="PageNumber"/>
         <w:sz w:val="20"/>
       </w:rPr>
       <w:instrText xml:space="preserve">PAGE  </w:instrText>
     </w:r>
     <w:r>
       <w:rPr>
-        <w:rStyle w:val="a6"/>
+        <w:rStyle w:val="PageNumber"/>
         <w:sz w:val="20"/>
       </w:rPr>
       <w:fldChar w:fldCharType="separate"/>
     </w:r>
     <w:r>
       <w:rPr>
-        <w:rStyle w:val="a6"/>
+        <w:rStyle w:val="PageNumber"/>
         <w:noProof/>
         <w:sz w:val="20"/>
       </w:rPr>
@@ -3148,7 +3457,7 @@
     </w:r>
     <w:r>
       <w:rPr>
-        <w:rStyle w:val="a6"/>
+        <w:rStyle w:val="PageNumber"/>
         <w:sz w:val="20"/>
       </w:rPr>
       <w:fldChar w:fldCharType="end"/>
@@ -3156,7 +3465,7 @@
   </w:p>
   <w:p>
     <w:pPr>
-      <w:pStyle w:val="a4"/>
+      <w:pStyle w:val="Footer"/>
       <w:ind w:right="360" w:firstLine="360"/>
     </w:pPr>
   </w:p>
@@ -3164,7 +3473,7 @@
 </file>
 
 <file path=word/footnotes.xml><?xml version="1.0" encoding="utf-8"?>
-<w:footnotes xmlns:ve="http://schemas.openxmlformats.org/markup-compatibility/2006" xmlns:o="urn:schemas-microsoft-com:office:office" xmlns:r="http://schemas.openxmlformats.org/officeDocument/2006/relationships" xmlns:m="http://schemas.openxmlformats.org/officeDocument/2006/math" xmlns:v="urn:schemas-microsoft-com:vml" xmlns:wp="http://schemas.openxmlformats.org/drawingml/2006/wordprocessingDrawing" xmlns:w10="urn:schemas-microsoft-com:office:word" xmlns:w="http://schemas.openxmlformats.org/wordprocessingml/2006/main" xmlns:wne="http://schemas.microsoft.com/office/word/2006/wordml">
+<w:footnotes xmlns:wpc="http://schemas.microsoft.com/office/word/2010/wordprocessingCanvas" xmlns:cx="http://schemas.microsoft.com/office/drawing/2014/chartex" xmlns:cx1="http://schemas.microsoft.com/office/drawing/2015/9/8/chartex" xmlns:cx2="http://schemas.microsoft.com/office/drawing/2015/10/21/chartex" xmlns:cx3="http://schemas.microsoft.com/office/drawing/2016/5/9/chartex" xmlns:cx4="http://schemas.microsoft.com/office/drawing/2016/5/10/chartex" xmlns:cx5="http://schemas.microsoft.com/office/drawing/2016/5/11/chartex" xmlns:cx6="http://schemas.microsoft.com/office/drawing/2016/5/12/chartex" xmlns:cx7="http://schemas.microsoft.com/office/drawing/2016/5/13/chartex" xmlns:cx8="http://schemas.microsoft.com/office/drawing/2016/5/14/chartex" xmlns:mc="http://schemas.openxmlformats.org/markup-compatibility/2006" xmlns:aink="http://schemas.microsoft.com/office/drawing/2016/ink" xmlns:am3d="http://schemas.microsoft.com/office/drawing/2017/model3d" xmlns:o="urn:schemas-microsoft-com:office:office" xmlns:oel="http://schemas.microsoft.com/office/2019/extlst" xmlns:r="http://schemas.openxmlformats.org/officeDocument/2006/relationships" xmlns:m="http://schemas.openxmlformats.org/officeDocument/2006/math" xmlns:v="urn:schemas-microsoft-com:vml" xmlns:wp14="http://schemas.microsoft.com/office/word/2010/wordprocessingDrawing" xmlns:wp="http://schemas.openxmlformats.org/drawingml/2006/wordprocessingDrawing" xmlns:w10="urn:schemas-microsoft-com:office:word" xmlns:w="http://schemas.openxmlformats.org/wordprocessingml/2006/main" xmlns:w14="http://schemas.microsoft.com/office/word/2010/wordml" xmlns:w15="http://schemas.microsoft.com/office/word/2012/wordml" xmlns:w16cex="http://schemas.microsoft.com/office/word/2018/wordml/cex" xmlns:w16cid="http://schemas.microsoft.com/office/word/2016/wordml/cid" xmlns:w16="http://schemas.microsoft.com/office/word/2018/wordml" xmlns:w16du="http://schemas.microsoft.com/office/word/2023/wordml/word16du" xmlns:w16sdtdh="http://schemas.microsoft.com/office/word/2020/wordml/sdtdatahash" xmlns:w16sdtfl="http://schemas.microsoft.com/office/word/2024/wordml/sdtformatlock" xmlns:w16se="http://schemas.microsoft.com/office/word/2015/wordml/symex" xmlns:wpg="http://schemas.microsoft.com/office/word/2010/wordprocessingGroup" xmlns:wpi="http://schemas.microsoft.com/office/word/2010/wordprocessingInk" xmlns:wne="http://schemas.microsoft.com/office/word/2006/wordml" xmlns:wps="http://schemas.microsoft.com/office/word/2010/wordprocessingShape" mc:Ignorable="w14 w15 w16se w16cid w16 w16cex w16sdtdh w16sdtfl w16du wp14">
   <w:footnote w:type="separator" w:id="-1">
     <w:p>
       <w:r>
@@ -3183,10 +3492,10 @@
 </file>
 
 <file path=word/header1.xml><?xml version="1.0" encoding="utf-8"?>
-<w:hdr xmlns:ve="http://schemas.openxmlformats.org/markup-compatibility/2006" xmlns:o="urn:schemas-microsoft-com:office:office" xmlns:r="http://schemas.openxmlformats.org/officeDocument/2006/relationships" xmlns:m="http://schemas.openxmlformats.org/officeDocument/2006/math" xmlns:v="urn:schemas-microsoft-com:vml" xmlns:wp="http://schemas.openxmlformats.org/drawingml/2006/wordprocessingDrawing" xmlns:w10="urn:schemas-microsoft-com:office:word" xmlns:w="http://schemas.openxmlformats.org/wordprocessingml/2006/main" xmlns:wne="http://schemas.microsoft.com/office/word/2006/wordml">
+<w:hdr xmlns:wpc="http://schemas.microsoft.com/office/word/2010/wordprocessingCanvas" xmlns:cx="http://schemas.microsoft.com/office/drawing/2014/chartex" xmlns:cx1="http://schemas.microsoft.com/office/drawing/2015/9/8/chartex" xmlns:cx2="http://schemas.microsoft.com/office/drawing/2015/10/21/chartex" xmlns:cx3="http://schemas.microsoft.com/office/drawing/2016/5/9/chartex" xmlns:cx4="http://schemas.microsoft.com/office/drawing/2016/5/10/chartex" xmlns:cx5="http://schemas.microsoft.com/office/drawing/2016/5/11/chartex" xmlns:cx6="http://schemas.microsoft.com/office/drawing/2016/5/12/chartex" xmlns:cx7="http://schemas.microsoft.com/office/drawing/2016/5/13/chartex" xmlns:cx8="http://schemas.microsoft.com/office/drawing/2016/5/14/chartex" xmlns:mc="http://schemas.openxmlformats.org/markup-compatibility/2006" xmlns:aink="http://schemas.microsoft.com/office/drawing/2016/ink" xmlns:am3d="http://schemas.microsoft.com/office/drawing/2017/model3d" xmlns:o="urn:schemas-microsoft-com:office:office" xmlns:oel="http://schemas.microsoft.com/office/2019/extlst" xmlns:r="http://schemas.openxmlformats.org/officeDocument/2006/relationships" xmlns:m="http://schemas.openxmlformats.org/officeDocument/2006/math" xmlns:v="urn:schemas-microsoft-com:vml" xmlns:wp14="http://schemas.microsoft.com/office/word/2010/wordprocessingDrawing" xmlns:wp="http://schemas.openxmlformats.org/drawingml/2006/wordprocessingDrawing" xmlns:w10="urn:schemas-microsoft-com:office:word" xmlns:w="http://schemas.openxmlformats.org/wordprocessingml/2006/main" xmlns:w14="http://schemas.microsoft.com/office/word/2010/wordml" xmlns:w15="http://schemas.microsoft.com/office/word/2012/wordml" xmlns:w16cex="http://schemas.microsoft.com/office/word/2018/wordml/cex" xmlns:w16cid="http://schemas.microsoft.com/office/word/2016/wordml/cid" xmlns:w16="http://schemas.microsoft.com/office/word/2018/wordml" xmlns:w16du="http://schemas.microsoft.com/office/word/2023/wordml/word16du" xmlns:w16sdtdh="http://schemas.microsoft.com/office/word/2020/wordml/sdtdatahash" xmlns:w16sdtfl="http://schemas.microsoft.com/office/word/2024/wordml/sdtformatlock" xmlns:w16se="http://schemas.microsoft.com/office/word/2015/wordml/symex" xmlns:wpg="http://schemas.microsoft.com/office/word/2010/wordprocessingGroup" xmlns:wpi="http://schemas.microsoft.com/office/word/2010/wordprocessingInk" xmlns:wne="http://schemas.microsoft.com/office/word/2006/wordml" xmlns:wps="http://schemas.microsoft.com/office/word/2010/wordprocessingShape" mc:Ignorable="w14 w15 w16se w16cid w16 w16cex w16sdtdh w16sdtfl w16du wp14">
   <w:p>
     <w:pPr>
-      <w:pStyle w:val="a3"/>
+      <w:pStyle w:val="Header"/>
       <w:tabs>
         <w:tab w:val="clear" w:pos="4677"/>
         <w:tab w:val="clear" w:pos="9355"/>
@@ -3235,8 +3544,8 @@
 </file>
 
 <file path=word/numbering.xml><?xml version="1.0" encoding="utf-8"?>
-<w:numbering xmlns:ve="http://schemas.openxmlformats.org/markup-compatibility/2006" xmlns:o="urn:schemas-microsoft-com:office:office" xmlns:r="http://schemas.openxmlformats.org/officeDocument/2006/relationships" xmlns:m="http://schemas.openxmlformats.org/officeDocument/2006/math" xmlns:v="urn:schemas-microsoft-com:vml" xmlns:wp="http://schemas.openxmlformats.org/drawingml/2006/wordprocessingDrawing" xmlns:w10="urn:schemas-microsoft-com:office:word" xmlns:w="http://schemas.openxmlformats.org/wordprocessingml/2006/main" xmlns:wne="http://schemas.microsoft.com/office/word/2006/wordml">
-  <w:abstractNum w:abstractNumId="0">
+<w:numbering xmlns:wpc="http://schemas.microsoft.com/office/word/2010/wordprocessingCanvas" xmlns:cx="http://schemas.microsoft.com/office/drawing/2014/chartex" xmlns:cx1="http://schemas.microsoft.com/office/drawing/2015/9/8/chartex" xmlns:cx2="http://schemas.microsoft.com/office/drawing/2015/10/21/chartex" xmlns:cx3="http://schemas.microsoft.com/office/drawing/2016/5/9/chartex" xmlns:cx4="http://schemas.microsoft.com/office/drawing/2016/5/10/chartex" xmlns:cx5="http://schemas.microsoft.com/office/drawing/2016/5/11/chartex" xmlns:cx6="http://schemas.microsoft.com/office/drawing/2016/5/12/chartex" xmlns:cx7="http://schemas.microsoft.com/office/drawing/2016/5/13/chartex" xmlns:cx8="http://schemas.microsoft.com/office/drawing/2016/5/14/chartex" xmlns:mc="http://schemas.openxmlformats.org/markup-compatibility/2006" xmlns:aink="http://schemas.microsoft.com/office/drawing/2016/ink" xmlns:am3d="http://schemas.microsoft.com/office/drawing/2017/model3d" xmlns:o="urn:schemas-microsoft-com:office:office" xmlns:oel="http://schemas.microsoft.com/office/2019/extlst" xmlns:r="http://schemas.openxmlformats.org/officeDocument/2006/relationships" xmlns:m="http://schemas.openxmlformats.org/officeDocument/2006/math" xmlns:v="urn:schemas-microsoft-com:vml" xmlns:wp14="http://schemas.microsoft.com/office/word/2010/wordprocessingDrawing" xmlns:wp="http://schemas.openxmlformats.org/drawingml/2006/wordprocessingDrawing" xmlns:w10="urn:schemas-microsoft-com:office:word" xmlns:w="http://schemas.openxmlformats.org/wordprocessingml/2006/main" xmlns:w14="http://schemas.microsoft.com/office/word/2010/wordml" xmlns:w15="http://schemas.microsoft.com/office/word/2012/wordml" xmlns:w16cex="http://schemas.microsoft.com/office/word/2018/wordml/cex" xmlns:w16cid="http://schemas.microsoft.com/office/word/2016/wordml/cid" xmlns:w16="http://schemas.microsoft.com/office/word/2018/wordml" xmlns:w16du="http://schemas.microsoft.com/office/word/2023/wordml/word16du" xmlns:w16sdtdh="http://schemas.microsoft.com/office/word/2020/wordml/sdtdatahash" xmlns:w16sdtfl="http://schemas.microsoft.com/office/word/2024/wordml/sdtformatlock" xmlns:w16se="http://schemas.microsoft.com/office/word/2015/wordml/symex" xmlns:wpg="http://schemas.microsoft.com/office/word/2010/wordprocessingGroup" xmlns:wpi="http://schemas.microsoft.com/office/word/2010/wordprocessingInk" xmlns:wne="http://schemas.microsoft.com/office/word/2006/wordml" xmlns:wps="http://schemas.microsoft.com/office/word/2010/wordprocessingShape" mc:Ignorable="w14 w15 w16se w16cid w16 w16cex w16sdtdh w16sdtfl w16du wp14">
+  <w:abstractNum w:abstractNumId="0" w15:restartNumberingAfterBreak="0">
     <w:nsid w:val="0C11227F"/>
     <w:multiLevelType w:val="multilevel"/>
     <w:tmpl w:val="4A18D5F6"/>
@@ -3384,14 +3693,14 @@
       </w:rPr>
     </w:lvl>
   </w:abstractNum>
-  <w:num w:numId="1">
+  <w:num w:numId="1" w16cid:durableId="1870490579">
     <w:abstractNumId w:val="0"/>
   </w:num>
 </w:numbering>
 </file>
 
 <file path=word/styles.xml><?xml version="1.0" encoding="utf-8"?>
-<w:styles xmlns:r="http://schemas.openxmlformats.org/officeDocument/2006/relationships" xmlns:w="http://schemas.openxmlformats.org/wordprocessingml/2006/main">
+<w:styles xmlns:mc="http://schemas.openxmlformats.org/markup-compatibility/2006" xmlns:r="http://schemas.openxmlformats.org/officeDocument/2006/relationships" xmlns:w="http://schemas.openxmlformats.org/wordprocessingml/2006/main" xmlns:w14="http://schemas.microsoft.com/office/word/2010/wordml" xmlns:w15="http://schemas.microsoft.com/office/word/2012/wordml" xmlns:w16cex="http://schemas.microsoft.com/office/word/2018/wordml/cex" xmlns:w16cid="http://schemas.microsoft.com/office/word/2016/wordml/cid" xmlns:w16="http://schemas.microsoft.com/office/word/2018/wordml" xmlns:w16du="http://schemas.microsoft.com/office/word/2023/wordml/word16du" xmlns:w16sdtdh="http://schemas.microsoft.com/office/word/2020/wordml/sdtdatahash" xmlns:w16sdtfl="http://schemas.microsoft.com/office/word/2024/wordml/sdtformatlock" xmlns:w16se="http://schemas.microsoft.com/office/word/2015/wordml/symex" mc:Ignorable="w14 w15 w16se w16cid w16 w16cex w16sdtdh w16sdtfl w16du">
   <w:docDefaults>
     <w:rPrDefault>
       <w:rPr>
@@ -3401,7 +3710,7 @@
     </w:rPrDefault>
     <w:pPrDefault/>
   </w:docDefaults>
-  <w:latentStyles w:defLockedState="0" w:defUIPriority="0" w:defSemiHidden="0" w:defUnhideWhenUsed="0" w:defQFormat="0" w:count="267">
+  <w:latentStyles w:defLockedState="0" w:defUIPriority="0" w:defSemiHidden="0" w:defUnhideWhenUsed="0" w:defQFormat="0" w:count="376">
     <w:lsdException w:name="Normal" w:qFormat="1"/>
     <w:lsdException w:name="heading 1" w:qFormat="1"/>
     <w:lsdException w:name="heading 2" w:semiHidden="1" w:unhideWhenUsed="1" w:qFormat="1"/>
@@ -3417,6 +3726,50 @@
     <w:lsdException w:name="Subtitle" w:qFormat="1"/>
     <w:lsdException w:name="Strong" w:qFormat="1"/>
     <w:lsdException w:name="Emphasis" w:qFormat="1"/>
+    <w:lsdException w:name="Normal Table" w:semiHidden="1" w:unhideWhenUsed="1"/>
+    <w:lsdException w:name="Table Simple 1" w:semiHidden="1" w:unhideWhenUsed="1"/>
+    <w:lsdException w:name="Table Simple 2" w:semiHidden="1" w:unhideWhenUsed="1"/>
+    <w:lsdException w:name="Table Simple 3" w:semiHidden="1" w:unhideWhenUsed="1"/>
+    <w:lsdException w:name="Table Classic 1" w:semiHidden="1" w:unhideWhenUsed="1"/>
+    <w:lsdException w:name="Table Classic 2" w:semiHidden="1" w:unhideWhenUsed="1"/>
+    <w:lsdException w:name="Table Classic 3" w:semiHidden="1" w:unhideWhenUsed="1"/>
+    <w:lsdException w:name="Table Classic 4" w:semiHidden="1" w:unhideWhenUsed="1"/>
+    <w:lsdException w:name="Table Colorful 1" w:semiHidden="1" w:unhideWhenUsed="1"/>
+    <w:lsdException w:name="Table Colorful 2" w:semiHidden="1" w:unhideWhenUsed="1"/>
+    <w:lsdException w:name="Table Colorful 3" w:semiHidden="1" w:unhideWhenUsed="1"/>
+    <w:lsdException w:name="Table Columns 1" w:semiHidden="1" w:unhideWhenUsed="1"/>
+    <w:lsdException w:name="Table Columns 2" w:semiHidden="1" w:unhideWhenUsed="1"/>
+    <w:lsdException w:name="Table Columns 3" w:semiHidden="1" w:unhideWhenUsed="1"/>
+    <w:lsdException w:name="Table Columns 4" w:semiHidden="1" w:unhideWhenUsed="1"/>
+    <w:lsdException w:name="Table Columns 5" w:semiHidden="1" w:unhideWhenUsed="1"/>
+    <w:lsdException w:name="Table Grid 1" w:semiHidden="1" w:unhideWhenUsed="1"/>
+    <w:lsdException w:name="Table Grid 2" w:semiHidden="1" w:unhideWhenUsed="1"/>
+    <w:lsdException w:name="Table Grid 3" w:semiHidden="1" w:unhideWhenUsed="1"/>
+    <w:lsdException w:name="Table Grid 4" w:semiHidden="1" w:unhideWhenUsed="1"/>
+    <w:lsdException w:name="Table Grid 5" w:semiHidden="1" w:unhideWhenUsed="1"/>
+    <w:lsdException w:name="Table Grid 6" w:semiHidden="1" w:unhideWhenUsed="1"/>
+    <w:lsdException w:name="Table Grid 7" w:semiHidden="1" w:unhideWhenUsed="1"/>
+    <w:lsdException w:name="Table Grid 8" w:semiHidden="1" w:unhideWhenUsed="1"/>
+    <w:lsdException w:name="Table List 1" w:semiHidden="1" w:unhideWhenUsed="1"/>
+    <w:lsdException w:name="Table List 2" w:semiHidden="1" w:unhideWhenUsed="1"/>
+    <w:lsdException w:name="Table List 3" w:semiHidden="1" w:unhideWhenUsed="1"/>
+    <w:lsdException w:name="Table List 4" w:semiHidden="1" w:unhideWhenUsed="1"/>
+    <w:lsdException w:name="Table List 5" w:semiHidden="1" w:unhideWhenUsed="1"/>
+    <w:lsdException w:name="Table List 6" w:semiHidden="1" w:unhideWhenUsed="1"/>
+    <w:lsdException w:name="Table List 7" w:semiHidden="1" w:unhideWhenUsed="1"/>
+    <w:lsdException w:name="Table List 8" w:semiHidden="1" w:unhideWhenUsed="1"/>
+    <w:lsdException w:name="Table 3D effects 1" w:semiHidden="1" w:unhideWhenUsed="1"/>
+    <w:lsdException w:name="Table 3D effects 2" w:semiHidden="1" w:unhideWhenUsed="1"/>
+    <w:lsdException w:name="Table 3D effects 3" w:semiHidden="1" w:unhideWhenUsed="1"/>
+    <w:lsdException w:name="Table Contemporary" w:semiHidden="1" w:unhideWhenUsed="1"/>
+    <w:lsdException w:name="Table Elegant" w:semiHidden="1" w:unhideWhenUsed="1"/>
+    <w:lsdException w:name="Table Professional" w:semiHidden="1" w:unhideWhenUsed="1"/>
+    <w:lsdException w:name="Table Subtle 1" w:semiHidden="1" w:unhideWhenUsed="1"/>
+    <w:lsdException w:name="Table Subtle 2" w:semiHidden="1" w:unhideWhenUsed="1"/>
+    <w:lsdException w:name="Table Web 1" w:semiHidden="1" w:unhideWhenUsed="1"/>
+    <w:lsdException w:name="Table Web 2" w:semiHidden="1" w:unhideWhenUsed="1"/>
+    <w:lsdException w:name="Table Web 3" w:semiHidden="1" w:unhideWhenUsed="1"/>
+    <w:lsdException w:name="Table Theme" w:semiHidden="1" w:unhideWhenUsed="1"/>
     <w:lsdException w:name="Placeholder Text" w:semiHidden="1" w:uiPriority="99"/>
     <w:lsdException w:name="No Spacing" w:uiPriority="1" w:qFormat="1"/>
     <w:lsdException w:name="Light Shading" w:uiPriority="60"/>
@@ -3528,8 +3881,117 @@
     <w:lsdException w:name="Book Title" w:uiPriority="33" w:qFormat="1"/>
     <w:lsdException w:name="Bibliography" w:semiHidden="1" w:uiPriority="37" w:unhideWhenUsed="1"/>
     <w:lsdException w:name="TOC Heading" w:semiHidden="1" w:uiPriority="39" w:unhideWhenUsed="1" w:qFormat="1"/>
+    <w:lsdException w:name="Plain Table 1" w:uiPriority="41"/>
+    <w:lsdException w:name="Plain Table 2" w:uiPriority="42"/>
+    <w:lsdException w:name="Plain Table 3" w:uiPriority="43"/>
+    <w:lsdException w:name="Plain Table 4" w:uiPriority="44"/>
+    <w:lsdException w:name="Plain Table 5" w:uiPriority="45"/>
+    <w:lsdException w:name="Grid Table Light" w:uiPriority="40"/>
+    <w:lsdException w:name="Grid Table 1 Light" w:uiPriority="46"/>
+    <w:lsdException w:name="Grid Table 2" w:uiPriority="47"/>
+    <w:lsdException w:name="Grid Table 3" w:uiPriority="48"/>
+    <w:lsdException w:name="Grid Table 4" w:uiPriority="49"/>
+    <w:lsdException w:name="Grid Table 5 Dark" w:uiPriority="50"/>
+    <w:lsdException w:name="Grid Table 6 Colorful" w:uiPriority="51"/>
+    <w:lsdException w:name="Grid Table 7 Colorful" w:uiPriority="52"/>
+    <w:lsdException w:name="Grid Table 1 Light Accent 1" w:uiPriority="46"/>
+    <w:lsdException w:name="Grid Table 2 Accent 1" w:uiPriority="47"/>
+    <w:lsdException w:name="Grid Table 3 Accent 1" w:uiPriority="48"/>
+    <w:lsdException w:name="Grid Table 4 Accent 1" w:uiPriority="49"/>
+    <w:lsdException w:name="Grid Table 5 Dark Accent 1" w:uiPriority="50"/>
+    <w:lsdException w:name="Grid Table 6 Colorful Accent 1" w:uiPriority="51"/>
+    <w:lsdException w:name="Grid Table 7 Colorful Accent 1" w:uiPriority="52"/>
+    <w:lsdException w:name="Grid Table 1 Light Accent 2" w:uiPriority="46"/>
+    <w:lsdException w:name="Grid Table 2 Accent 2" w:uiPriority="47"/>
+    <w:lsdException w:name="Grid Table 3 Accent 2" w:uiPriority="48"/>
+    <w:lsdException w:name="Grid Table 4 Accent 2" w:uiPriority="49"/>
+    <w:lsdException w:name="Grid Table 5 Dark Accent 2" w:uiPriority="50"/>
+    <w:lsdException w:name="Grid Table 6 Colorful Accent 2" w:uiPriority="51"/>
+    <w:lsdException w:name="Grid Table 7 Colorful Accent 2" w:uiPriority="52"/>
+    <w:lsdException w:name="Grid Table 1 Light Accent 3" w:uiPriority="46"/>
+    <w:lsdException w:name="Grid Table 2 Accent 3" w:uiPriority="47"/>
+    <w:lsdException w:name="Grid Table 3 Accent 3" w:uiPriority="48"/>
+    <w:lsdException w:name="Grid Table 4 Accent 3" w:uiPriority="49"/>
+    <w:lsdException w:name="Grid Table 5 Dark Accent 3" w:uiPriority="50"/>
+    <w:lsdException w:name="Grid Table 6 Colorful Accent 3" w:uiPriority="51"/>
+    <w:lsdException w:name="Grid Table 7 Colorful Accent 3" w:uiPriority="52"/>
+    <w:lsdException w:name="Grid Table 1 Light Accent 4" w:uiPriority="46"/>
+    <w:lsdException w:name="Grid Table 2 Accent 4" w:uiPriority="47"/>
+    <w:lsdException w:name="Grid Table 3 Accent 4" w:uiPriority="48"/>
+    <w:lsdException w:name="Grid Table 4 Accent 4" w:uiPriority="49"/>
+    <w:lsdException w:name="Grid Table 5 Dark Accent 4" w:uiPriority="50"/>
+    <w:lsdException w:name="Grid Table 6 Colorful Accent 4" w:uiPriority="51"/>
+    <w:lsdException w:name="Grid Table 7 Colorful Accent 4" w:uiPriority="52"/>
+    <w:lsdException w:name="Grid Table 1 Light Accent 5" w:uiPriority="46"/>
+    <w:lsdException w:name="Grid Table 2 Accent 5" w:uiPriority="47"/>
+    <w:lsdException w:name="Grid Table 3 Accent 5" w:uiPriority="48"/>
+    <w:lsdException w:name="Grid Table 4 Accent 5" w:uiPriority="49"/>
+    <w:lsdException w:name="Grid Table 5 Dark Accent 5" w:uiPriority="50"/>
+    <w:lsdException w:name="Grid Table 6 Colorful Accent 5" w:uiPriority="51"/>
+    <w:lsdException w:name="Grid Table 7 Colorful Accent 5" w:uiPriority="52"/>
+    <w:lsdException w:name="Grid Table 1 Light Accent 6" w:uiPriority="46"/>
+    <w:lsdException w:name="Grid Table 2 Accent 6" w:uiPriority="47"/>
+    <w:lsdException w:name="Grid Table 3 Accent 6" w:uiPriority="48"/>
+    <w:lsdException w:name="Grid Table 4 Accent 6" w:uiPriority="49"/>
+    <w:lsdException w:name="Grid Table 5 Dark Accent 6" w:uiPriority="50"/>
+    <w:lsdException w:name="Grid Table 6 Colorful Accent 6" w:uiPriority="51"/>
+    <w:lsdException w:name="Grid Table 7 Colorful Accent 6" w:uiPriority="52"/>
+    <w:lsdException w:name="List Table 1 Light" w:uiPriority="46"/>
+    <w:lsdException w:name="List Table 2" w:uiPriority="47"/>
+    <w:lsdException w:name="List Table 3" w:uiPriority="48"/>
+    <w:lsdException w:name="List Table 4" w:uiPriority="49"/>
+    <w:lsdException w:name="List Table 5 Dark" w:uiPriority="50"/>
+    <w:lsdException w:name="List Table 6 Colorful" w:uiPriority="51"/>
+    <w:lsdException w:name="List Table 7 Colorful" w:uiPriority="52"/>
+    <w:lsdException w:name="List Table 1 Light Accent 1" w:uiPriority="46"/>
+    <w:lsdException w:name="List Table 2 Accent 1" w:uiPriority="47"/>
+    <w:lsdException w:name="List Table 3 Accent 1" w:uiPriority="48"/>
+    <w:lsdException w:name="List Table 4 Accent 1" w:uiPriority="49"/>
+    <w:lsdException w:name="List Table 5 Dark Accent 1" w:uiPriority="50"/>
+    <w:lsdException w:name="List Table 6 Colorful Accent 1" w:uiPriority="51"/>
+    <w:lsdException w:name="List Table 7 Colorful Accent 1" w:uiPriority="52"/>
+    <w:lsdException w:name="List Table 1 Light Accent 2" w:uiPriority="46"/>
+    <w:lsdException w:name="List Table 2 Accent 2" w:uiPriority="47"/>
+    <w:lsdException w:name="List Table 3 Accent 2" w:uiPriority="48"/>
+    <w:lsdException w:name="List Table 4 Accent 2" w:uiPriority="49"/>
+    <w:lsdException w:name="List Table 5 Dark Accent 2" w:uiPriority="50"/>
+    <w:lsdException w:name="List Table 6 Colorful Accent 2" w:uiPriority="51"/>
+    <w:lsdException w:name="List Table 7 Colorful Accent 2" w:uiPriority="52"/>
+    <w:lsdException w:name="List Table 1 Light Accent 3" w:uiPriority="46"/>
+    <w:lsdException w:name="List Table 2 Accent 3" w:uiPriority="47"/>
+    <w:lsdException w:name="List Table 3 Accent 3" w:uiPriority="48"/>
+    <w:lsdException w:name="List Table 4 Accent 3" w:uiPriority="49"/>
+    <w:lsdException w:name="List Table 5 Dark Accent 3" w:uiPriority="50"/>
+    <w:lsdException w:name="List Table 6 Colorful Accent 3" w:uiPriority="51"/>
+    <w:lsdException w:name="List Table 7 Colorful Accent 3" w:uiPriority="52"/>
+    <w:lsdException w:name="List Table 1 Light Accent 4" w:uiPriority="46"/>
+    <w:lsdException w:name="List Table 2 Accent 4" w:uiPriority="47"/>
+    <w:lsdException w:name="List Table 3 Accent 4" w:uiPriority="48"/>
+    <w:lsdException w:name="List Table 4 Accent 4" w:uiPriority="49"/>
+    <w:lsdException w:name="List Table 5 Dark Accent 4" w:uiPriority="50"/>
+    <w:lsdException w:name="List Table 6 Colorful Accent 4" w:uiPriority="51"/>
+    <w:lsdException w:name="List Table 7 Colorful Accent 4" w:uiPriority="52"/>
+    <w:lsdException w:name="List Table 1 Light Accent 5" w:uiPriority="46"/>
+    <w:lsdException w:name="List Table 2 Accent 5" w:uiPriority="47"/>
+    <w:lsdException w:name="List Table 3 Accent 5" w:uiPriority="48"/>
+    <w:lsdException w:name="List Table 4 Accent 5" w:uiPriority="49"/>
+    <w:lsdException w:name="List Table 5 Dark Accent 5" w:uiPriority="50"/>
+    <w:lsdException w:name="List Table 6 Colorful Accent 5" w:uiPriority="51"/>
+    <w:lsdException w:name="List Table 7 Colorful Accent 5" w:uiPriority="52"/>
+    <w:lsdException w:name="List Table 1 Light Accent 6" w:uiPriority="46"/>
+    <w:lsdException w:name="List Table 2 Accent 6" w:uiPriority="47"/>
+    <w:lsdException w:name="List Table 3 Accent 6" w:uiPriority="48"/>
+    <w:lsdException w:name="List Table 4 Accent 6" w:uiPriority="49"/>
+    <w:lsdException w:name="List Table 5 Dark Accent 6" w:uiPriority="50"/>
+    <w:lsdException w:name="List Table 6 Colorful Accent 6" w:uiPriority="51"/>
+    <w:lsdException w:name="List Table 7 Colorful Accent 6" w:uiPriority="52"/>
+    <w:lsdException w:name="Mention" w:semiHidden="1" w:uiPriority="99" w:unhideWhenUsed="1"/>
+    <w:lsdException w:name="Smart Hyperlink" w:semiHidden="1" w:uiPriority="99" w:unhideWhenUsed="1"/>
+    <w:lsdException w:name="Hashtag" w:semiHidden="1" w:uiPriority="99" w:unhideWhenUsed="1"/>
+    <w:lsdException w:name="Unresolved Mention" w:semiHidden="1" w:uiPriority="99" w:unhideWhenUsed="1"/>
+    <w:lsdException w:name="Smart Link" w:semiHidden="1" w:uiPriority="99" w:unhideWhenUsed="1"/>
   </w:latentStyles>
-  <w:style w:type="paragraph" w:default="1" w:styleId="a">
+  <w:style w:type="paragraph" w:default="1" w:styleId="Normal">
     <w:name w:val="Normal"/>
     <w:qFormat/>
     <w:rPr>
@@ -3537,13 +3999,17 @@
       <w:szCs w:val="24"/>
     </w:rPr>
   </w:style>
-  <w:style w:type="character" w:default="1" w:styleId="a0">
+  <w:style w:type="character" w:default="1" w:styleId="DefaultParagraphFont">
     <w:name w:val="Default Paragraph Font"/>
+    <w:uiPriority w:val="1"/>
     <w:semiHidden/>
+    <w:unhideWhenUsed/>
   </w:style>
-  <w:style w:type="table" w:default="1" w:styleId="a1">
+  <w:style w:type="table" w:default="1" w:styleId="TableNormal">
     <w:name w:val="Normal Table"/>
+    <w:uiPriority w:val="99"/>
     <w:semiHidden/>
+    <w:unhideWhenUsed/>
     <w:tblPr>
       <w:tblInd w:w="0" w:type="dxa"/>
       <w:tblCellMar>
@@ -3554,13 +4020,15 @@
       </w:tblCellMar>
     </w:tblPr>
   </w:style>
-  <w:style w:type="numbering" w:default="1" w:styleId="a2">
+  <w:style w:type="numbering" w:default="1" w:styleId="NoList">
     <w:name w:val="No List"/>
+    <w:uiPriority w:val="99"/>
     <w:semiHidden/>
+    <w:unhideWhenUsed/>
   </w:style>
-  <w:style w:type="paragraph" w:styleId="a3">
+  <w:style w:type="paragraph" w:styleId="Header">
     <w:name w:val="header"/>
-    <w:basedOn w:val="a"/>
+    <w:basedOn w:val="Normal"/>
     <w:pPr>
       <w:tabs>
         <w:tab w:val="center" w:pos="4677"/>
@@ -3568,9 +4036,9 @@
       </w:tabs>
     </w:pPr>
   </w:style>
-  <w:style w:type="paragraph" w:styleId="a4">
+  <w:style w:type="paragraph" w:styleId="Footer">
     <w:name w:val="footer"/>
-    <w:basedOn w:val="a"/>
+    <w:basedOn w:val="Normal"/>
     <w:pPr>
       <w:tabs>
         <w:tab w:val="center" w:pos="4677"/>
@@ -3578,9 +4046,9 @@
       </w:tabs>
     </w:pPr>
   </w:style>
-  <w:style w:type="paragraph" w:styleId="a5">
+  <w:style w:type="paragraph" w:styleId="BodyText">
     <w:name w:val="Body Text"/>
-    <w:basedOn w:val="a"/>
+    <w:basedOn w:val="Normal"/>
     <w:pPr>
       <w:jc w:val="center"/>
     </w:pPr>
@@ -3588,9 +4056,9 @@
       <w:b/>
     </w:rPr>
   </w:style>
-  <w:style w:type="paragraph" w:styleId="2">
+  <w:style w:type="paragraph" w:styleId="BodyText2">
     <w:name w:val="Body Text 2"/>
-    <w:basedOn w:val="a"/>
+    <w:basedOn w:val="Normal"/>
     <w:pPr>
       <w:jc w:val="both"/>
     </w:pPr>
@@ -3599,9 +4067,9 @@
       <w:u w:val="single"/>
     </w:rPr>
   </w:style>
-  <w:style w:type="paragraph" w:styleId="3">
+  <w:style w:type="paragraph" w:styleId="BodyText3">
     <w:name w:val="Body Text 3"/>
-    <w:basedOn w:val="a"/>
+    <w:basedOn w:val="Normal"/>
     <w:pPr>
       <w:jc w:val="both"/>
     </w:pPr>
@@ -3611,9 +4079,19 @@
       <w:sz w:val="22"/>
     </w:rPr>
   </w:style>
-  <w:style w:type="character" w:styleId="a6">
+  <w:style w:type="character" w:styleId="PageNumber">
     <w:name w:val="page number"/>
-    <w:basedOn w:val="a0"/>
+    <w:basedOn w:val="DefaultParagraphFont"/>
+  </w:style>
+  <w:style w:type="character" w:styleId="PlaceholderText">
+    <w:name w:val="Placeholder Text"/>
+    <w:basedOn w:val="DefaultParagraphFont"/>
+    <w:uiPriority w:val="99"/>
+    <w:semiHidden/>
+    <w:rsid w:val="00003487"/>
+    <w:rPr>
+      <w:color w:val="666666"/>
+    </w:rPr>
   </w:style>
 </w:styles>
 </file>
